--- a/rapports/2026-06-06/EQ31/EQ31_sup_v2/DR_malforme_1_03202E_11/14-09-73-63.docx
+++ b/rapports/2026-06-06/EQ31/EQ31_sup_v2/DR_malforme_1_03202E_11/14-09-73-63.docx
@@ -297,7 +297,7 @@
           <w:color w:val="1F6FEB"/>
           <w:sz w:val="22"/>
         </w:rPr>
-        <w:t>⚠ INCOHÉRENCES À CORRIGER (203)</w:t>
+        <w:t>⚠ INCOHÉRENCES À CORRIGER (193)</w:t>
       </w:r>
     </w:p>
     <w:tbl>
@@ -1984,7 +1984,7 @@
                 <w:color w:val="16A34A"/>
                 <w:sz w:val="16"/>
               </w:rPr>
-              <w:t>—</w:t>
+              <w:t>s02q33, s01q00b</w:t>
             </w:r>
           </w:p>
         </w:tc>
@@ -2015,7 +2015,7 @@
                 <w:i w:val="0"/>
                 <w:sz w:val="17"/>
               </w:rPr>
-              <w:t>Incohérence!!! seulement les écoles privées paient les frais de scolarité (y compris les frais d'inscription).</w:t>
+              <w:t>Incoherent!!! La dernière fois que Habibou fall a  fréquenté l'école est 9999.</w:t>
             </w:r>
           </w:p>
         </w:tc>
@@ -2074,7 +2074,7 @@
                 <w:color w:val="16A34A"/>
                 <w:sz w:val="16"/>
               </w:rPr>
-              <w:t>s01q32, s01q36, s01q38, s04q37_modif, s02q33, s02q34, s01q00b</w:t>
+              <w:t>s01q03a, s01q03b, s01q03c, s01q06, s02q04, s04q35b, s01q00b, s04q35e_code</w:t>
             </w:r>
           </w:p>
         </w:tc>
@@ -2105,7 +2105,7 @@
                 <w:i w:val="0"/>
                 <w:sz w:val="17"/>
               </w:rPr>
-              <w:t>Peu probable!!! Vu l'âge (11 ans) de Hamadou fall ou l'année à laquelle Hamadou fall a fréquenté l'école pour la dernière fois (.) le dernier diplome de Hamadou fall ne peut être le Certificat d'études primaires (CEP), prière de corriger cette incohérence ou confirmer avec le QG.</w:t>
+              <w:t>Incoherent!!! mouhamadou Bassirou fall est un(e) Praticiens des médecines traditionnelles et des médecines complémentaires et declare n'avoir pas fait d'école formelle, prière de vérifier cette incohérence auprès de l'enquté pour corriger.</w:t>
             </w:r>
           </w:p>
         </w:tc>
@@ -2434,7 +2434,7 @@
                 <w:color w:val="16A34A"/>
                 <w:sz w:val="16"/>
               </w:rPr>
-              <w:t>s02q33, s01q00b</w:t>
+              <w:t>—</w:t>
             </w:r>
           </w:p>
         </w:tc>
@@ -2465,7 +2465,7 @@
                 <w:i w:val="0"/>
                 <w:sz w:val="17"/>
               </w:rPr>
-              <w:t>Incoherent!!! La dernière fois que Habibou fall a  fréquenté l'école est 9999.</w:t>
+              <w:t>Incohérent!! Le niveau d'instruction déclaré par l'un des enfants (Secondaire 1er cycle) au niveau de la section 1 de Ousmane Fall diffère de celui donné par Ousmane Fall lui-même qui affirme ne pas avoir frequenté l'école formelle.</w:t>
             </w:r>
           </w:p>
         </w:tc>
@@ -2524,7 +2524,7 @@
                 <w:color w:val="16A34A"/>
                 <w:sz w:val="16"/>
               </w:rPr>
-              <w:t>s01q03a, s01q03b, s01q03c, s01q06, s02q04, s04q35b, s01q00b, s04q35e_code</w:t>
+              <w:t>s01q32, s01q36, s01q38, s04q37_modif, s02q33, s02q34, s01q00b</w:t>
             </w:r>
           </w:p>
         </w:tc>
@@ -2555,7 +2555,7 @@
                 <w:i w:val="0"/>
                 <w:sz w:val="17"/>
               </w:rPr>
-              <w:t>Incoherent!!! mouhamadou Bassirou fall est un(e) Praticiens des médecines traditionnelles et des médecines complémentaires et declare n'avoir pas fait d'école formelle, prière de vérifier cette incohérence auprès de l'enquté pour corriger.</w:t>
+              <w:t>Peu probable!!! Vu l'âge (11 ans) de Hamadou fall ou l'année à laquelle Hamadou fall a fréquenté l'école pour la dernière fois (.) le dernier diplome de Hamadou fall ne peut être le Certificat d'études primaires (CEP), prière de corriger cette incohérence ou confirmer avec le QG.</w:t>
             </w:r>
           </w:p>
         </w:tc>
@@ -2588,6 +2588,1986 @@
                 <w:i w:val="0"/>
                 <w:sz w:val="16"/>
               </w:rPr>
+              <w:t>S04</w:t>
+              <w:br/>
+            </w:r>
+            <w:r>
+              <w:rPr>
+                <w:b w:val="0"/>
+                <w:i w:val="0"/>
+                <w:color w:val="64748B"/>
+                <w:sz w:val="14"/>
+              </w:rPr>
+              <w:t>Emploi</w:t>
+            </w:r>
+          </w:p>
+        </w:tc>
+        <w:tc>
+          <w:tcPr>
+            <w:tcW w:type="dxa" w:w="1531"/>
+          </w:tcPr>
+          <w:p>
+            <w:r>
+              <w:rPr>
+                <w:b/>
+                <w:i w:val="0"/>
+                <w:color w:val="16A34A"/>
+                <w:sz w:val="16"/>
+              </w:rPr>
+              <w:t>s04q46</w:t>
+            </w:r>
+          </w:p>
+        </w:tc>
+        <w:tc>
+          <w:tcPr>
+            <w:tcW w:type="dxa" w:w="1191"/>
+          </w:tcPr>
+          <w:p>
+            <w:r>
+              <w:rPr>
+                <w:b w:val="0"/>
+                <w:i w:val="0"/>
+                <w:color w:val="64748B"/>
+                <w:sz w:val="16"/>
+              </w:rPr>
+              <w:t>GT-CQ</w:t>
+            </w:r>
+          </w:p>
+        </w:tc>
+        <w:tc>
+          <w:tcPr>
+            <w:tcW w:type="dxa" w:w="4706"/>
+          </w:tcPr>
+          <w:p>
+            <w:r>
+              <w:rPr>
+                <w:b w:val="0"/>
+                <w:i w:val="0"/>
+                <w:sz w:val="17"/>
+              </w:rPr>
+              <w:t>Incohérence! Habibou fall  evolue dans l'agriculture mais est  considéré comme salarié ou stagiaire/apprenti non renuméré, prière de revoir la question s04q46 et corriger.</w:t>
+            </w:r>
+          </w:p>
+        </w:tc>
+      </w:tr>
+      <w:tr>
+        <w:tc>
+          <w:tcPr>
+            <w:tcW w:type="dxa" w:w="964"/>
+          </w:tcPr>
+          <w:p>
+            <w:r>
+              <w:rPr>
+                <w:b/>
+                <w:i w:val="0"/>
+                <w:color w:val="DC2626"/>
+                <w:sz w:val="16"/>
+              </w:rPr>
+              <w:t>Haute</w:t>
+            </w:r>
+          </w:p>
+        </w:tc>
+        <w:tc>
+          <w:tcPr>
+            <w:tcW w:type="dxa" w:w="1247"/>
+          </w:tcPr>
+          <w:p>
+            <w:r>
+              <w:rPr>
+                <w:b/>
+                <w:i w:val="0"/>
+                <w:sz w:val="16"/>
+              </w:rPr>
+              <w:t>S04</w:t>
+              <w:br/>
+            </w:r>
+            <w:r>
+              <w:rPr>
+                <w:b w:val="0"/>
+                <w:i w:val="0"/>
+                <w:color w:val="64748B"/>
+                <w:sz w:val="14"/>
+              </w:rPr>
+              <w:t>Emploi</w:t>
+            </w:r>
+          </w:p>
+        </w:tc>
+        <w:tc>
+          <w:tcPr>
+            <w:tcW w:type="dxa" w:w="1531"/>
+          </w:tcPr>
+          <w:p>
+            <w:r>
+              <w:rPr>
+                <w:b/>
+                <w:i w:val="0"/>
+                <w:color w:val="16A34A"/>
+                <w:sz w:val="16"/>
+              </w:rPr>
+              <w:t>s04q46</w:t>
+            </w:r>
+          </w:p>
+        </w:tc>
+        <w:tc>
+          <w:tcPr>
+            <w:tcW w:type="dxa" w:w="1191"/>
+          </w:tcPr>
+          <w:p>
+            <w:r>
+              <w:rPr>
+                <w:b w:val="0"/>
+                <w:i w:val="0"/>
+                <w:color w:val="64748B"/>
+                <w:sz w:val="16"/>
+              </w:rPr>
+              <w:t>GT-CQ</w:t>
+            </w:r>
+          </w:p>
+        </w:tc>
+        <w:tc>
+          <w:tcPr>
+            <w:tcW w:type="dxa" w:w="4706"/>
+          </w:tcPr>
+          <w:p>
+            <w:r>
+              <w:rPr>
+                <w:b w:val="0"/>
+                <w:i w:val="0"/>
+                <w:sz w:val="17"/>
+              </w:rPr>
+              <w:t>Incohérence! Ibrahima fall  evolue dans l'agriculture mais est  considéré comme salarié ou stagiaire/apprenti non renuméré, prière de revoir la question s04q46 et corriger.</w:t>
+            </w:r>
+          </w:p>
+        </w:tc>
+      </w:tr>
+      <w:tr>
+        <w:tc>
+          <w:tcPr>
+            <w:tcW w:type="dxa" w:w="964"/>
+          </w:tcPr>
+          <w:p>
+            <w:r>
+              <w:rPr>
+                <w:b/>
+                <w:i w:val="0"/>
+                <w:color w:val="DC2626"/>
+                <w:sz w:val="16"/>
+              </w:rPr>
+              <w:t>Haute</w:t>
+            </w:r>
+          </w:p>
+        </w:tc>
+        <w:tc>
+          <w:tcPr>
+            <w:tcW w:type="dxa" w:w="1247"/>
+          </w:tcPr>
+          <w:p>
+            <w:r>
+              <w:rPr>
+                <w:b/>
+                <w:i w:val="0"/>
+                <w:sz w:val="16"/>
+              </w:rPr>
+              <w:t>S04</w:t>
+              <w:br/>
+            </w:r>
+            <w:r>
+              <w:rPr>
+                <w:b w:val="0"/>
+                <w:i w:val="0"/>
+                <w:color w:val="64748B"/>
+                <w:sz w:val="14"/>
+              </w:rPr>
+              <w:t>Emploi</w:t>
+            </w:r>
+          </w:p>
+        </w:tc>
+        <w:tc>
+          <w:tcPr>
+            <w:tcW w:type="dxa" w:w="1531"/>
+          </w:tcPr>
+          <w:p>
+            <w:r>
+              <w:rPr>
+                <w:b/>
+                <w:i w:val="0"/>
+                <w:color w:val="16A34A"/>
+                <w:sz w:val="16"/>
+              </w:rPr>
+              <w:t>s04q46</w:t>
+            </w:r>
+          </w:p>
+        </w:tc>
+        <w:tc>
+          <w:tcPr>
+            <w:tcW w:type="dxa" w:w="1191"/>
+          </w:tcPr>
+          <w:p>
+            <w:r>
+              <w:rPr>
+                <w:b w:val="0"/>
+                <w:i w:val="0"/>
+                <w:color w:val="64748B"/>
+                <w:sz w:val="16"/>
+              </w:rPr>
+              <w:t>GT-CQ</w:t>
+            </w:r>
+          </w:p>
+        </w:tc>
+        <w:tc>
+          <w:tcPr>
+            <w:tcW w:type="dxa" w:w="4706"/>
+          </w:tcPr>
+          <w:p>
+            <w:r>
+              <w:rPr>
+                <w:b w:val="0"/>
+                <w:i w:val="0"/>
+                <w:sz w:val="17"/>
+              </w:rPr>
+              <w:t>Incohérence! Rouby Balde  evolue dans l'agriculture mais est  considéré comme salarié ou stagiaire/apprenti non renuméré, prière de revoir la question s04q46 et corriger.</w:t>
+            </w:r>
+          </w:p>
+        </w:tc>
+      </w:tr>
+      <w:tr>
+        <w:tc>
+          <w:tcPr>
+            <w:tcW w:type="dxa" w:w="964"/>
+          </w:tcPr>
+          <w:p>
+            <w:r>
+              <w:rPr>
+                <w:b/>
+                <w:i w:val="0"/>
+                <w:color w:val="DC2626"/>
+                <w:sz w:val="16"/>
+              </w:rPr>
+              <w:t>Haute</w:t>
+            </w:r>
+          </w:p>
+        </w:tc>
+        <w:tc>
+          <w:tcPr>
+            <w:tcW w:type="dxa" w:w="1247"/>
+          </w:tcPr>
+          <w:p>
+            <w:r>
+              <w:rPr>
+                <w:b/>
+                <w:i w:val="0"/>
+                <w:sz w:val="16"/>
+              </w:rPr>
+              <w:t>S10</w:t>
+              <w:br/>
+            </w:r>
+            <w:r>
+              <w:rPr>
+                <w:b w:val="0"/>
+                <w:i w:val="0"/>
+                <w:color w:val="64748B"/>
+                <w:sz w:val="14"/>
+              </w:rPr>
+              <w:t>Logement</w:t>
+            </w:r>
+          </w:p>
+        </w:tc>
+        <w:tc>
+          <w:tcPr>
+            <w:tcW w:type="dxa" w:w="1531"/>
+          </w:tcPr>
+          <w:p>
+            <w:r>
+              <w:rPr>
+                <w:b/>
+                <w:i w:val="0"/>
+                <w:color w:val="16A34A"/>
+                <w:sz w:val="16"/>
+              </w:rPr>
+              <w:t>s10q46, s10q47</w:t>
+            </w:r>
+          </w:p>
+        </w:tc>
+        <w:tc>
+          <w:tcPr>
+            <w:tcW w:type="dxa" w:w="1191"/>
+          </w:tcPr>
+          <w:p>
+            <w:r>
+              <w:rPr>
+                <w:b w:val="0"/>
+                <w:i w:val="0"/>
+                <w:color w:val="64748B"/>
+                <w:sz w:val="16"/>
+              </w:rPr>
+              <w:t>GT-CQ</w:t>
+            </w:r>
+          </w:p>
+        </w:tc>
+        <w:tc>
+          <w:tcPr>
+            <w:tcW w:type="dxa" w:w="4706"/>
+          </w:tcPr>
+          <w:p>
+            <w:r>
+              <w:rPr>
+                <w:b w:val="0"/>
+                <w:i w:val="0"/>
+                <w:sz w:val="17"/>
+              </w:rPr>
+              <w:t>Incohérence!! L'entreprise commerce achat et vente de mouton dit avoir réçu une somme sur la revente de ces marchandises achetées et revendues en état (s10q46 est differnt de 0) mais n'a depensé aucune somme sur l'achat des marchandises revendues en état (s10q47==0), prière de fournir plus d'effort pour estimer le montant obtenu sur la depense de ces marchandises achetées et revendues en état.</w:t>
+            </w:r>
+          </w:p>
+        </w:tc>
+      </w:tr>
+      <w:tr>
+        <w:tc>
+          <w:tcPr>
+            <w:tcW w:type="dxa" w:w="964"/>
+          </w:tcPr>
+          <w:p>
+            <w:r>
+              <w:rPr>
+                <w:b/>
+                <w:i w:val="0"/>
+                <w:color w:val="DC2626"/>
+                <w:sz w:val="16"/>
+              </w:rPr>
+              <w:t>Haute</w:t>
+            </w:r>
+          </w:p>
+        </w:tc>
+        <w:tc>
+          <w:tcPr>
+            <w:tcW w:type="dxa" w:w="1247"/>
+          </w:tcPr>
+          <w:p>
+            <w:r>
+              <w:rPr>
+                <w:b/>
+                <w:i w:val="0"/>
+                <w:sz w:val="16"/>
+              </w:rPr>
+              <w:t>S11</w:t>
+              <w:br/>
+            </w:r>
+            <w:r>
+              <w:rPr>
+                <w:b w:val="0"/>
+                <w:i w:val="0"/>
+                <w:color w:val="64748B"/>
+                <w:sz w:val="14"/>
+              </w:rPr>
+              <w:t>Logement / cadre de vie</w:t>
+            </w:r>
+          </w:p>
+        </w:tc>
+        <w:tc>
+          <w:tcPr>
+            <w:tcW w:type="dxa" w:w="1531"/>
+          </w:tcPr>
+          <w:p>
+            <w:r>
+              <w:rPr>
+                <w:b/>
+                <w:i w:val="0"/>
+                <w:color w:val="16A34A"/>
+                <w:sz w:val="16"/>
+              </w:rPr>
+              <w:t>—</w:t>
+            </w:r>
+          </w:p>
+        </w:tc>
+        <w:tc>
+          <w:tcPr>
+            <w:tcW w:type="dxa" w:w="1191"/>
+          </w:tcPr>
+          <w:p>
+            <w:r>
+              <w:rPr>
+                <w:b w:val="0"/>
+                <w:i w:val="0"/>
+                <w:color w:val="64748B"/>
+                <w:sz w:val="16"/>
+              </w:rPr>
+              <w:t>GT-CQ</w:t>
+            </w:r>
+          </w:p>
+        </w:tc>
+        <w:tc>
+          <w:tcPr>
+            <w:tcW w:type="dxa" w:w="4706"/>
+          </w:tcPr>
+          <w:p>
+            <w:r>
+              <w:rPr>
+                <w:b w:val="0"/>
+                <w:i w:val="0"/>
+                <w:sz w:val="17"/>
+              </w:rPr>
+              <w:t>Incoherence!! Le ménage a depensé .</w:t>
+            </w:r>
+          </w:p>
+        </w:tc>
+      </w:tr>
+      <w:tr>
+        <w:tc>
+          <w:tcPr>
+            <w:tcW w:type="dxa" w:w="964"/>
+          </w:tcPr>
+          <w:p>
+            <w:r>
+              <w:rPr>
+                <w:b/>
+                <w:i w:val="0"/>
+                <w:color w:val="DC2626"/>
+                <w:sz w:val="16"/>
+              </w:rPr>
+              <w:t>Haute</w:t>
+            </w:r>
+          </w:p>
+        </w:tc>
+        <w:tc>
+          <w:tcPr>
+            <w:tcW w:type="dxa" w:w="1247"/>
+          </w:tcPr>
+          <w:p>
+            <w:r>
+              <w:rPr>
+                <w:b/>
+                <w:i w:val="0"/>
+                <w:sz w:val="16"/>
+              </w:rPr>
+              <w:t>S11</w:t>
+              <w:br/>
+            </w:r>
+            <w:r>
+              <w:rPr>
+                <w:b w:val="0"/>
+                <w:i w:val="0"/>
+                <w:color w:val="64748B"/>
+                <w:sz w:val="14"/>
+              </w:rPr>
+              <w:t>Logement / cadre de vie</w:t>
+            </w:r>
+          </w:p>
+        </w:tc>
+        <w:tc>
+          <w:tcPr>
+            <w:tcW w:type="dxa" w:w="1531"/>
+          </w:tcPr>
+          <w:p>
+            <w:r>
+              <w:rPr>
+                <w:b/>
+                <w:i w:val="0"/>
+                <w:color w:val="16A34A"/>
+                <w:sz w:val="16"/>
+              </w:rPr>
+              <w:t>s01q29, s01q31, s04q24, s00q04, s11q21, s09fq03, s09fq011</w:t>
+            </w:r>
+          </w:p>
+        </w:tc>
+        <w:tc>
+          <w:tcPr>
+            <w:tcW w:type="dxa" w:w="1191"/>
+          </w:tcPr>
+          <w:p>
+            <w:r>
+              <w:rPr>
+                <w:b w:val="0"/>
+                <w:i w:val="0"/>
+                <w:color w:val="64748B"/>
+                <w:sz w:val="16"/>
+              </w:rPr>
+              <w:t>GT-CQ</w:t>
+            </w:r>
+          </w:p>
+        </w:tc>
+        <w:tc>
+          <w:tcPr>
+            <w:tcW w:type="dxa" w:w="4706"/>
+          </w:tcPr>
+          <w:p>
+            <w:r>
+              <w:rPr>
+                <w:b w:val="0"/>
+                <w:i w:val="0"/>
+                <w:sz w:val="17"/>
+              </w:rPr>
+              <w:t>FCFA dans Frais de connexion au réseau de distribution d'eau mais dit ne pas être connecté à un réseau d'eau courante, prière de corriger cette incoherenceAttention!!! Les ménages vivants dans un(e) Maison Basse à KOLDA Rural ont généralement comme principal matériau du toit le/la Tôles, mais celui du ménage de OUSMANE FALL (Tuile) diffère de celui-ci.</w:t>
+            </w:r>
+          </w:p>
+        </w:tc>
+      </w:tr>
+      <w:tr>
+        <w:tc>
+          <w:tcPr>
+            <w:tcW w:type="dxa" w:w="964"/>
+          </w:tcPr>
+          <w:p>
+            <w:r>
+              <w:rPr>
+                <w:b/>
+                <w:i w:val="0"/>
+                <w:color w:val="DC2626"/>
+                <w:sz w:val="16"/>
+              </w:rPr>
+              <w:t>Haute</w:t>
+            </w:r>
+          </w:p>
+        </w:tc>
+        <w:tc>
+          <w:tcPr>
+            <w:tcW w:type="dxa" w:w="1247"/>
+          </w:tcPr>
+          <w:p>
+            <w:r>
+              <w:rPr>
+                <w:b/>
+                <w:i w:val="0"/>
+                <w:sz w:val="16"/>
+              </w:rPr>
+              <w:t>S13</w:t>
+              <w:br/>
+            </w:r>
+            <w:r>
+              <w:rPr>
+                <w:b w:val="0"/>
+                <w:i w:val="0"/>
+                <w:color w:val="64748B"/>
+                <w:sz w:val="14"/>
+              </w:rPr>
+              <w:t>Transferts</w:t>
+            </w:r>
+          </w:p>
+        </w:tc>
+        <w:tc>
+          <w:tcPr>
+            <w:tcW w:type="dxa" w:w="1531"/>
+          </w:tcPr>
+          <w:p>
+            <w:r>
+              <w:rPr>
+                <w:b/>
+                <w:i w:val="0"/>
+                <w:color w:val="16A34A"/>
+                <w:sz w:val="16"/>
+              </w:rPr>
+              <w:t>s00q27, s01q00a, s01q12, s01q13, s02q04, s03q11, s03q12, s01q01</w:t>
+            </w:r>
+          </w:p>
+        </w:tc>
+        <w:tc>
+          <w:tcPr>
+            <w:tcW w:type="dxa" w:w="1191"/>
+          </w:tcPr>
+          <w:p>
+            <w:r>
+              <w:rPr>
+                <w:b w:val="0"/>
+                <w:i w:val="0"/>
+                <w:color w:val="64748B"/>
+                <w:sz w:val="16"/>
+              </w:rPr>
+              <w:t>GT-CQ</w:t>
+            </w:r>
+          </w:p>
+        </w:tc>
+        <w:tc>
+          <w:tcPr>
+            <w:tcW w:type="dxa" w:w="4706"/>
+          </w:tcPr>
+          <w:p>
+            <w:r>
+              <w:rPr>
+                <w:b w:val="0"/>
+                <w:i w:val="0"/>
+                <w:sz w:val="17"/>
+              </w:rPr>
+              <w:t>L'âge du béneficiaire d'argent dans la section 13b (Transfert emis) semble incoherent voir élévé, prière de verifier ou corriger.</w:t>
+            </w:r>
+          </w:p>
+        </w:tc>
+      </w:tr>
+      <w:tr>
+        <w:tc>
+          <w:tcPr>
+            <w:tcW w:type="dxa" w:w="964"/>
+          </w:tcPr>
+          <w:p>
+            <w:r>
+              <w:rPr>
+                <w:b/>
+                <w:i w:val="0"/>
+                <w:color w:val="DC2626"/>
+                <w:sz w:val="16"/>
+              </w:rPr>
+              <w:t>Haute</w:t>
+            </w:r>
+          </w:p>
+        </w:tc>
+        <w:tc>
+          <w:tcPr>
+            <w:tcW w:type="dxa" w:w="1247"/>
+          </w:tcPr>
+          <w:p>
+            <w:r>
+              <w:rPr>
+                <w:b/>
+                <w:i w:val="0"/>
+                <w:sz w:val="16"/>
+              </w:rPr>
+              <w:t>S16</w:t>
+              <w:br/>
+            </w:r>
+            <w:r>
+              <w:rPr>
+                <w:b w:val="0"/>
+                <w:i w:val="0"/>
+                <w:color w:val="64748B"/>
+                <w:sz w:val="14"/>
+              </w:rPr>
+              <w:t>Agriculture</w:t>
+            </w:r>
+          </w:p>
+        </w:tc>
+        <w:tc>
+          <w:tcPr>
+            <w:tcW w:type="dxa" w:w="1531"/>
+          </w:tcPr>
+          <w:p>
+            <w:r>
+              <w:rPr>
+                <w:b/>
+                <w:i w:val="0"/>
+                <w:color w:val="16A34A"/>
+                <w:sz w:val="16"/>
+              </w:rPr>
+              <w:t>s01q02, s02q01__1, s02q02__1, s02q03__1, s02q15, s03q17, s04q28, s04q35d</w:t>
+            </w:r>
+          </w:p>
+        </w:tc>
+        <w:tc>
+          <w:tcPr>
+            <w:tcW w:type="dxa" w:w="1191"/>
+          </w:tcPr>
+          <w:p>
+            <w:r>
+              <w:rPr>
+                <w:b w:val="0"/>
+                <w:i w:val="0"/>
+                <w:color w:val="64748B"/>
+                <w:sz w:val="16"/>
+              </w:rPr>
+              <w:t>GT-CQ</w:t>
+            </w:r>
+          </w:p>
+        </w:tc>
+        <w:tc>
+          <w:tcPr>
+            <w:tcW w:type="dxa" w:w="4706"/>
+          </w:tcPr>
+          <w:p>
+            <w:r>
+              <w:rPr>
+                <w:b w:val="0"/>
+                <w:i w:val="0"/>
+                <w:sz w:val="17"/>
+              </w:rPr>
+              <w:t>Incoherence! Le nombre de cultures dans la parcelle parcelle 1 maraîchage est de 8 cultures qui semble trop élévé ou non renseigné, prière de corriger.</w:t>
+            </w:r>
+          </w:p>
+        </w:tc>
+      </w:tr>
+      <w:tr>
+        <w:tc>
+          <w:tcPr>
+            <w:tcW w:type="dxa" w:w="964"/>
+          </w:tcPr>
+          <w:p>
+            <w:r>
+              <w:rPr>
+                <w:b/>
+                <w:i w:val="0"/>
+                <w:color w:val="DC2626"/>
+                <w:sz w:val="16"/>
+              </w:rPr>
+              <w:t>Haute</w:t>
+            </w:r>
+          </w:p>
+        </w:tc>
+        <w:tc>
+          <w:tcPr>
+            <w:tcW w:type="dxa" w:w="1247"/>
+          </w:tcPr>
+          <w:p>
+            <w:r>
+              <w:rPr>
+                <w:b/>
+                <w:i w:val="0"/>
+                <w:sz w:val="16"/>
+              </w:rPr>
+              <w:t>S16</w:t>
+              <w:br/>
+            </w:r>
+            <w:r>
+              <w:rPr>
+                <w:b w:val="0"/>
+                <w:i w:val="0"/>
+                <w:color w:val="64748B"/>
+                <w:sz w:val="14"/>
+              </w:rPr>
+              <w:t>Agriculture</w:t>
+            </w:r>
+          </w:p>
+        </w:tc>
+        <w:tc>
+          <w:tcPr>
+            <w:tcW w:type="dxa" w:w="1531"/>
+          </w:tcPr>
+          <w:p>
+            <w:r>
+              <w:rPr>
+                <w:b/>
+                <w:i w:val="0"/>
+                <w:color w:val="16A34A"/>
+                <w:sz w:val="16"/>
+              </w:rPr>
+              <w:t>—</w:t>
+            </w:r>
+          </w:p>
+        </w:tc>
+        <w:tc>
+          <w:tcPr>
+            <w:tcW w:type="dxa" w:w="1191"/>
+          </w:tcPr>
+          <w:p>
+            <w:r>
+              <w:rPr>
+                <w:b w:val="0"/>
+                <w:i w:val="0"/>
+                <w:color w:val="64748B"/>
+                <w:sz w:val="16"/>
+              </w:rPr>
+              <w:t>GT-CQ</w:t>
+            </w:r>
+          </w:p>
+        </w:tc>
+        <w:tc>
+          <w:tcPr>
+            <w:tcW w:type="dxa" w:w="4706"/>
+          </w:tcPr>
+          <w:p>
+            <w:r>
+              <w:rPr>
+                <w:b w:val="0"/>
+                <w:i w:val="0"/>
+                <w:sz w:val="17"/>
+              </w:rPr>
+              <w:t>Prière de corriger cette incohérence.</w:t>
+            </w:r>
+          </w:p>
+        </w:tc>
+      </w:tr>
+      <w:tr>
+        <w:tc>
+          <w:tcPr>
+            <w:tcW w:type="dxa" w:w="964"/>
+          </w:tcPr>
+          <w:p>
+            <w:r>
+              <w:rPr>
+                <w:b/>
+                <w:i w:val="0"/>
+                <w:color w:val="DC2626"/>
+                <w:sz w:val="16"/>
+              </w:rPr>
+              <w:t>Haute</w:t>
+            </w:r>
+          </w:p>
+        </w:tc>
+        <w:tc>
+          <w:tcPr>
+            <w:tcW w:type="dxa" w:w="1247"/>
+          </w:tcPr>
+          <w:p>
+            <w:r>
+              <w:rPr>
+                <w:b/>
+                <w:i w:val="0"/>
+                <w:sz w:val="16"/>
+              </w:rPr>
+              <w:t>S16</w:t>
+              <w:br/>
+            </w:r>
+            <w:r>
+              <w:rPr>
+                <w:b w:val="0"/>
+                <w:i w:val="0"/>
+                <w:color w:val="64748B"/>
+                <w:sz w:val="14"/>
+              </w:rPr>
+              <w:t>Agriculture</w:t>
+            </w:r>
+          </w:p>
+        </w:tc>
+        <w:tc>
+          <w:tcPr>
+            <w:tcW w:type="dxa" w:w="1531"/>
+          </w:tcPr>
+          <w:p>
+            <w:r>
+              <w:rPr>
+                <w:b/>
+                <w:i w:val="0"/>
+                <w:color w:val="16A34A"/>
+                <w:sz w:val="16"/>
+              </w:rPr>
+              <w:t>s16dq05a, s16dq05c</w:t>
+            </w:r>
+          </w:p>
+        </w:tc>
+        <w:tc>
+          <w:tcPr>
+            <w:tcW w:type="dxa" w:w="1191"/>
+          </w:tcPr>
+          <w:p>
+            <w:r>
+              <w:rPr>
+                <w:b w:val="0"/>
+                <w:i w:val="0"/>
+                <w:color w:val="64748B"/>
+                <w:sz w:val="16"/>
+              </w:rPr>
+              <w:t>GT-CQ</w:t>
+            </w:r>
+          </w:p>
+        </w:tc>
+        <w:tc>
+          <w:tcPr>
+            <w:tcW w:type="dxa" w:w="4706"/>
+          </w:tcPr>
+          <w:p>
+            <w:r>
+              <w:rPr>
+                <w:b w:val="0"/>
+                <w:i w:val="0"/>
+                <w:sz w:val="17"/>
+              </w:rPr>
+              <w:t>La quantité de s16dq05a estimée en Kg est incohérente avec la prise dans la question s16dq05c, prière de bien estimer et mettre la valeur exacte.</w:t>
+            </w:r>
+          </w:p>
+        </w:tc>
+      </w:tr>
+      <w:tr>
+        <w:tc>
+          <w:tcPr>
+            <w:tcW w:type="dxa" w:w="964"/>
+          </w:tcPr>
+          <w:p>
+            <w:r>
+              <w:rPr>
+                <w:b/>
+                <w:i w:val="0"/>
+                <w:color w:val="EA580C"/>
+                <w:sz w:val="16"/>
+              </w:rPr>
+              <w:t>Moyenne</w:t>
+            </w:r>
+          </w:p>
+        </w:tc>
+        <w:tc>
+          <w:tcPr>
+            <w:tcW w:type="dxa" w:w="1247"/>
+          </w:tcPr>
+          <w:p>
+            <w:r>
+              <w:rPr>
+                <w:b/>
+                <w:i w:val="0"/>
+                <w:sz w:val="16"/>
+              </w:rPr>
+              <w:t>S00</w:t>
+              <w:br/>
+            </w:r>
+            <w:r>
+              <w:rPr>
+                <w:b w:val="0"/>
+                <w:i w:val="0"/>
+                <w:color w:val="64748B"/>
+                <w:sz w:val="14"/>
+              </w:rPr>
+              <w:t>Identification</w:t>
+            </w:r>
+          </w:p>
+        </w:tc>
+        <w:tc>
+          <w:tcPr>
+            <w:tcW w:type="dxa" w:w="1531"/>
+          </w:tcPr>
+          <w:p>
+            <w:r>
+              <w:rPr>
+                <w:b/>
+                <w:i w:val="0"/>
+                <w:color w:val="16A34A"/>
+                <w:sz w:val="16"/>
+              </w:rPr>
+              <w:t>—</w:t>
+            </w:r>
+          </w:p>
+        </w:tc>
+        <w:tc>
+          <w:tcPr>
+            <w:tcW w:type="dxa" w:w="1191"/>
+          </w:tcPr>
+          <w:p>
+            <w:r>
+              <w:rPr>
+                <w:b w:val="0"/>
+                <w:i w:val="0"/>
+                <w:color w:val="64748B"/>
+                <w:sz w:val="16"/>
+              </w:rPr>
+              <w:t>GT-CQ</w:t>
+            </w:r>
+          </w:p>
+        </w:tc>
+        <w:tc>
+          <w:tcPr>
+            <w:tcW w:type="dxa" w:w="4706"/>
+          </w:tcPr>
+          <w:p>
+            <w:r>
+              <w:rPr>
+                <w:b w:val="0"/>
+                <w:i w:val="0"/>
+                <w:sz w:val="17"/>
+              </w:rPr>
+              <w:t>L'adresse ou la localisation du ménage doit être bien renseignée, ne doit pas contenir des numéros de téléphone et elle semble courte pour être une adresse.</w:t>
+            </w:r>
+          </w:p>
+        </w:tc>
+      </w:tr>
+      <w:tr>
+        <w:tc>
+          <w:tcPr>
+            <w:tcW w:type="dxa" w:w="964"/>
+          </w:tcPr>
+          <w:p>
+            <w:r>
+              <w:rPr>
+                <w:b/>
+                <w:i w:val="0"/>
+                <w:color w:val="EA580C"/>
+                <w:sz w:val="16"/>
+              </w:rPr>
+              <w:t>Moyenne</w:t>
+            </w:r>
+          </w:p>
+        </w:tc>
+        <w:tc>
+          <w:tcPr>
+            <w:tcW w:type="dxa" w:w="1247"/>
+          </w:tcPr>
+          <w:p>
+            <w:r>
+              <w:rPr>
+                <w:b/>
+                <w:i w:val="0"/>
+                <w:sz w:val="16"/>
+              </w:rPr>
+              <w:t>S00</w:t>
+              <w:br/>
+            </w:r>
+            <w:r>
+              <w:rPr>
+                <w:b w:val="0"/>
+                <w:i w:val="0"/>
+                <w:color w:val="64748B"/>
+                <w:sz w:val="14"/>
+              </w:rPr>
+              <w:t>Identification</w:t>
+            </w:r>
+          </w:p>
+        </w:tc>
+        <w:tc>
+          <w:tcPr>
+            <w:tcW w:type="dxa" w:w="1531"/>
+          </w:tcPr>
+          <w:p>
+            <w:r>
+              <w:rPr>
+                <w:b/>
+                <w:i w:val="0"/>
+                <w:color w:val="16A34A"/>
+                <w:sz w:val="16"/>
+              </w:rPr>
+              <w:t>—</w:t>
+            </w:r>
+          </w:p>
+        </w:tc>
+        <w:tc>
+          <w:tcPr>
+            <w:tcW w:type="dxa" w:w="1191"/>
+          </w:tcPr>
+          <w:p>
+            <w:r>
+              <w:rPr>
+                <w:b w:val="0"/>
+                <w:i w:val="0"/>
+                <w:color w:val="64748B"/>
+                <w:sz w:val="16"/>
+              </w:rPr>
+              <w:t>GT-CQ</w:t>
+            </w:r>
+          </w:p>
+        </w:tc>
+        <w:tc>
+          <w:tcPr>
+            <w:tcW w:type="dxa" w:w="4706"/>
+          </w:tcPr>
+          <w:p>
+            <w:r>
+              <w:rPr>
+                <w:b w:val="0"/>
+                <w:i w:val="0"/>
+                <w:sz w:val="17"/>
+              </w:rPr>
+              <w:t>Prière de renseigner la bonne adresse.</w:t>
+            </w:r>
+          </w:p>
+        </w:tc>
+      </w:tr>
+      <w:tr>
+        <w:tc>
+          <w:tcPr>
+            <w:tcW w:type="dxa" w:w="964"/>
+          </w:tcPr>
+          <w:p>
+            <w:r>
+              <w:rPr>
+                <w:b/>
+                <w:i w:val="0"/>
+                <w:color w:val="EA580C"/>
+                <w:sz w:val="16"/>
+              </w:rPr>
+              <w:t>Moyenne</w:t>
+            </w:r>
+          </w:p>
+        </w:tc>
+        <w:tc>
+          <w:tcPr>
+            <w:tcW w:type="dxa" w:w="1247"/>
+          </w:tcPr>
+          <w:p>
+            <w:r>
+              <w:rPr>
+                <w:b/>
+                <w:i w:val="0"/>
+                <w:sz w:val="16"/>
+              </w:rPr>
+              <w:t>S01</w:t>
+              <w:br/>
+            </w:r>
+            <w:r>
+              <w:rPr>
+                <w:b w:val="0"/>
+                <w:i w:val="0"/>
+                <w:color w:val="64748B"/>
+                <w:sz w:val="14"/>
+              </w:rPr>
+              <w:t>Démographie</w:t>
+            </w:r>
+          </w:p>
+        </w:tc>
+        <w:tc>
+          <w:tcPr>
+            <w:tcW w:type="dxa" w:w="1531"/>
+          </w:tcPr>
+          <w:p>
+            <w:r>
+              <w:rPr>
+                <w:b/>
+                <w:i w:val="0"/>
+                <w:color w:val="16A34A"/>
+                <w:sz w:val="16"/>
+              </w:rPr>
+              <w:t>—</w:t>
+            </w:r>
+          </w:p>
+        </w:tc>
+        <w:tc>
+          <w:tcPr>
+            <w:tcW w:type="dxa" w:w="1191"/>
+          </w:tcPr>
+          <w:p>
+            <w:r>
+              <w:rPr>
+                <w:b w:val="0"/>
+                <w:i w:val="0"/>
+                <w:color w:val="64748B"/>
+                <w:sz w:val="16"/>
+              </w:rPr>
+              <w:t>GT-CQ</w:t>
+            </w:r>
+          </w:p>
+        </w:tc>
+        <w:tc>
+          <w:tcPr>
+            <w:tcW w:type="dxa" w:w="4706"/>
+          </w:tcPr>
+          <w:p>
+            <w:r>
+              <w:rPr>
+                <w:b w:val="0"/>
+                <w:i w:val="0"/>
+                <w:sz w:val="17"/>
+              </w:rPr>
+              <w:t>Prière de verifier l'information donnée par Diénebou fall ou corriger au niveau de la section 1.</w:t>
+            </w:r>
+          </w:p>
+        </w:tc>
+      </w:tr>
+      <w:tr>
+        <w:tc>
+          <w:tcPr>
+            <w:tcW w:type="dxa" w:w="964"/>
+          </w:tcPr>
+          <w:p>
+            <w:r>
+              <w:rPr>
+                <w:b/>
+                <w:i w:val="0"/>
+                <w:color w:val="EA580C"/>
+                <w:sz w:val="16"/>
+              </w:rPr>
+              <w:t>Moyenne</w:t>
+            </w:r>
+          </w:p>
+        </w:tc>
+        <w:tc>
+          <w:tcPr>
+            <w:tcW w:type="dxa" w:w="1247"/>
+          </w:tcPr>
+          <w:p>
+            <w:r>
+              <w:rPr>
+                <w:b/>
+                <w:i w:val="0"/>
+                <w:sz w:val="16"/>
+              </w:rPr>
+              <w:t>S01</w:t>
+              <w:br/>
+            </w:r>
+            <w:r>
+              <w:rPr>
+                <w:b w:val="0"/>
+                <w:i w:val="0"/>
+                <w:color w:val="64748B"/>
+                <w:sz w:val="14"/>
+              </w:rPr>
+              <w:t>Démographie</w:t>
+            </w:r>
+          </w:p>
+        </w:tc>
+        <w:tc>
+          <w:tcPr>
+            <w:tcW w:type="dxa" w:w="1531"/>
+          </w:tcPr>
+          <w:p>
+            <w:r>
+              <w:rPr>
+                <w:b/>
+                <w:i w:val="0"/>
+                <w:color w:val="16A34A"/>
+                <w:sz w:val="16"/>
+              </w:rPr>
+              <w:t>—</w:t>
+            </w:r>
+          </w:p>
+        </w:tc>
+        <w:tc>
+          <w:tcPr>
+            <w:tcW w:type="dxa" w:w="1191"/>
+          </w:tcPr>
+          <w:p>
+            <w:r>
+              <w:rPr>
+                <w:b w:val="0"/>
+                <w:i w:val="0"/>
+                <w:color w:val="64748B"/>
+                <w:sz w:val="16"/>
+              </w:rPr>
+              <w:t>GT-CQ</w:t>
+            </w:r>
+          </w:p>
+        </w:tc>
+        <w:tc>
+          <w:tcPr>
+            <w:tcW w:type="dxa" w:w="4706"/>
+          </w:tcPr>
+          <w:p>
+            <w:r>
+              <w:rPr>
+                <w:b w:val="0"/>
+                <w:i w:val="0"/>
+                <w:sz w:val="17"/>
+              </w:rPr>
+              <w:t>Dans le cas contraire rassurez vous que c'est bien son fils/fille biologique.</w:t>
+            </w:r>
+          </w:p>
+        </w:tc>
+      </w:tr>
+      <w:tr>
+        <w:tc>
+          <w:tcPr>
+            <w:tcW w:type="dxa" w:w="964"/>
+          </w:tcPr>
+          <w:p>
+            <w:r>
+              <w:rPr>
+                <w:b/>
+                <w:i w:val="0"/>
+                <w:color w:val="EA580C"/>
+                <w:sz w:val="16"/>
+              </w:rPr>
+              <w:t>Moyenne</w:t>
+            </w:r>
+          </w:p>
+        </w:tc>
+        <w:tc>
+          <w:tcPr>
+            <w:tcW w:type="dxa" w:w="1247"/>
+          </w:tcPr>
+          <w:p>
+            <w:r>
+              <w:rPr>
+                <w:b/>
+                <w:i w:val="0"/>
+                <w:sz w:val="16"/>
+              </w:rPr>
+              <w:t>S01</w:t>
+              <w:br/>
+            </w:r>
+            <w:r>
+              <w:rPr>
+                <w:b w:val="0"/>
+                <w:i w:val="0"/>
+                <w:color w:val="64748B"/>
+                <w:sz w:val="14"/>
+              </w:rPr>
+              <w:t>Démographie</w:t>
+            </w:r>
+          </w:p>
+        </w:tc>
+        <w:tc>
+          <w:tcPr>
+            <w:tcW w:type="dxa" w:w="1531"/>
+          </w:tcPr>
+          <w:p>
+            <w:r>
+              <w:rPr>
+                <w:b/>
+                <w:i w:val="0"/>
+                <w:color w:val="16A34A"/>
+                <w:sz w:val="16"/>
+              </w:rPr>
+              <w:t>—</w:t>
+            </w:r>
+          </w:p>
+        </w:tc>
+        <w:tc>
+          <w:tcPr>
+            <w:tcW w:type="dxa" w:w="1191"/>
+          </w:tcPr>
+          <w:p>
+            <w:r>
+              <w:rPr>
+                <w:b w:val="0"/>
+                <w:i w:val="0"/>
+                <w:color w:val="64748B"/>
+                <w:sz w:val="16"/>
+              </w:rPr>
+              <w:t>GT-CQ</w:t>
+            </w:r>
+          </w:p>
+        </w:tc>
+        <w:tc>
+          <w:tcPr>
+            <w:tcW w:type="dxa" w:w="4706"/>
+          </w:tcPr>
+          <w:p>
+            <w:r>
+              <w:rPr>
+                <w:b w:val="0"/>
+                <w:i w:val="0"/>
+                <w:sz w:val="17"/>
+              </w:rPr>
+              <w:t>Prière de verifier l'information donnée par Elhadji lamine fall ou corriger au niveau de la section 1.</w:t>
+            </w:r>
+          </w:p>
+        </w:tc>
+      </w:tr>
+      <w:tr>
+        <w:tc>
+          <w:tcPr>
+            <w:tcW w:type="dxa" w:w="964"/>
+          </w:tcPr>
+          <w:p>
+            <w:r>
+              <w:rPr>
+                <w:b/>
+                <w:i w:val="0"/>
+                <w:color w:val="EA580C"/>
+                <w:sz w:val="16"/>
+              </w:rPr>
+              <w:t>Moyenne</w:t>
+            </w:r>
+          </w:p>
+        </w:tc>
+        <w:tc>
+          <w:tcPr>
+            <w:tcW w:type="dxa" w:w="1247"/>
+          </w:tcPr>
+          <w:p>
+            <w:r>
+              <w:rPr>
+                <w:b/>
+                <w:i w:val="0"/>
+                <w:sz w:val="16"/>
+              </w:rPr>
+              <w:t>S01</w:t>
+              <w:br/>
+            </w:r>
+            <w:r>
+              <w:rPr>
+                <w:b w:val="0"/>
+                <w:i w:val="0"/>
+                <w:color w:val="64748B"/>
+                <w:sz w:val="14"/>
+              </w:rPr>
+              <w:t>Démographie</w:t>
+            </w:r>
+          </w:p>
+        </w:tc>
+        <w:tc>
+          <w:tcPr>
+            <w:tcW w:type="dxa" w:w="1531"/>
+          </w:tcPr>
+          <w:p>
+            <w:r>
+              <w:rPr>
+                <w:b/>
+                <w:i w:val="0"/>
+                <w:color w:val="16A34A"/>
+                <w:sz w:val="16"/>
+              </w:rPr>
+              <w:t>—</w:t>
+            </w:r>
+          </w:p>
+        </w:tc>
+        <w:tc>
+          <w:tcPr>
+            <w:tcW w:type="dxa" w:w="1191"/>
+          </w:tcPr>
+          <w:p>
+            <w:r>
+              <w:rPr>
+                <w:b w:val="0"/>
+                <w:i w:val="0"/>
+                <w:color w:val="64748B"/>
+                <w:sz w:val="16"/>
+              </w:rPr>
+              <w:t>GT-CQ</w:t>
+            </w:r>
+          </w:p>
+        </w:tc>
+        <w:tc>
+          <w:tcPr>
+            <w:tcW w:type="dxa" w:w="4706"/>
+          </w:tcPr>
+          <w:p>
+            <w:r>
+              <w:rPr>
+                <w:b w:val="0"/>
+                <w:i w:val="0"/>
+                <w:sz w:val="17"/>
+              </w:rPr>
+              <w:t>Prière de verifier l'information donnée par Hamadou 2 fall ou corriger au niveau de la section 1.</w:t>
+            </w:r>
+          </w:p>
+        </w:tc>
+      </w:tr>
+      <w:tr>
+        <w:tc>
+          <w:tcPr>
+            <w:tcW w:type="dxa" w:w="964"/>
+          </w:tcPr>
+          <w:p>
+            <w:r>
+              <w:rPr>
+                <w:b/>
+                <w:i w:val="0"/>
+                <w:color w:val="EA580C"/>
+                <w:sz w:val="16"/>
+              </w:rPr>
+              <w:t>Moyenne</w:t>
+            </w:r>
+          </w:p>
+        </w:tc>
+        <w:tc>
+          <w:tcPr>
+            <w:tcW w:type="dxa" w:w="1247"/>
+          </w:tcPr>
+          <w:p>
+            <w:r>
+              <w:rPr>
+                <w:b/>
+                <w:i w:val="0"/>
+                <w:sz w:val="16"/>
+              </w:rPr>
+              <w:t>S01</w:t>
+              <w:br/>
+            </w:r>
+            <w:r>
+              <w:rPr>
+                <w:b w:val="0"/>
+                <w:i w:val="0"/>
+                <w:color w:val="64748B"/>
+                <w:sz w:val="14"/>
+              </w:rPr>
+              <w:t>Démographie</w:t>
+            </w:r>
+          </w:p>
+        </w:tc>
+        <w:tc>
+          <w:tcPr>
+            <w:tcW w:type="dxa" w:w="1531"/>
+          </w:tcPr>
+          <w:p>
+            <w:r>
+              <w:rPr>
+                <w:b/>
+                <w:i w:val="0"/>
+                <w:color w:val="16A34A"/>
+                <w:sz w:val="16"/>
+              </w:rPr>
+              <w:t>—</w:t>
+            </w:r>
+          </w:p>
+        </w:tc>
+        <w:tc>
+          <w:tcPr>
+            <w:tcW w:type="dxa" w:w="1191"/>
+          </w:tcPr>
+          <w:p>
+            <w:r>
+              <w:rPr>
+                <w:b w:val="0"/>
+                <w:i w:val="0"/>
+                <w:color w:val="64748B"/>
+                <w:sz w:val="16"/>
+              </w:rPr>
+              <w:t>GT-CQ</w:t>
+            </w:r>
+          </w:p>
+        </w:tc>
+        <w:tc>
+          <w:tcPr>
+            <w:tcW w:type="dxa" w:w="4706"/>
+          </w:tcPr>
+          <w:p>
+            <w:r>
+              <w:rPr>
+                <w:b w:val="0"/>
+                <w:i w:val="0"/>
+                <w:sz w:val="17"/>
+              </w:rPr>
+              <w:t>Prière de verifier l'information donnée par Makodou fall ou corriger au niveau de la section 1.</w:t>
+            </w:r>
+          </w:p>
+        </w:tc>
+      </w:tr>
+      <w:tr>
+        <w:tc>
+          <w:tcPr>
+            <w:tcW w:type="dxa" w:w="964"/>
+          </w:tcPr>
+          <w:p>
+            <w:r>
+              <w:rPr>
+                <w:b/>
+                <w:i w:val="0"/>
+                <w:color w:val="EA580C"/>
+                <w:sz w:val="16"/>
+              </w:rPr>
+              <w:t>Moyenne</w:t>
+            </w:r>
+          </w:p>
+        </w:tc>
+        <w:tc>
+          <w:tcPr>
+            <w:tcW w:type="dxa" w:w="1247"/>
+          </w:tcPr>
+          <w:p>
+            <w:r>
+              <w:rPr>
+                <w:b/>
+                <w:i w:val="0"/>
+                <w:sz w:val="16"/>
+              </w:rPr>
+              <w:t>S01</w:t>
+              <w:br/>
+            </w:r>
+            <w:r>
+              <w:rPr>
+                <w:b w:val="0"/>
+                <w:i w:val="0"/>
+                <w:color w:val="64748B"/>
+                <w:sz w:val="14"/>
+              </w:rPr>
+              <w:t>Démographie</w:t>
+            </w:r>
+          </w:p>
+        </w:tc>
+        <w:tc>
+          <w:tcPr>
+            <w:tcW w:type="dxa" w:w="1531"/>
+          </w:tcPr>
+          <w:p>
+            <w:r>
+              <w:rPr>
+                <w:b/>
+                <w:i w:val="0"/>
+                <w:color w:val="16A34A"/>
+                <w:sz w:val="16"/>
+              </w:rPr>
+              <w:t>—</w:t>
+            </w:r>
+          </w:p>
+        </w:tc>
+        <w:tc>
+          <w:tcPr>
+            <w:tcW w:type="dxa" w:w="1191"/>
+          </w:tcPr>
+          <w:p>
+            <w:r>
+              <w:rPr>
+                <w:b w:val="0"/>
+                <w:i w:val="0"/>
+                <w:color w:val="64748B"/>
+                <w:sz w:val="16"/>
+              </w:rPr>
+              <w:t>GT-CQ</w:t>
+            </w:r>
+          </w:p>
+        </w:tc>
+        <w:tc>
+          <w:tcPr>
+            <w:tcW w:type="dxa" w:w="4706"/>
+          </w:tcPr>
+          <w:p>
+            <w:r>
+              <w:rPr>
+                <w:b w:val="0"/>
+                <w:i w:val="0"/>
+                <w:sz w:val="17"/>
+              </w:rPr>
+              <w:t>Prière de verifier l'information donnée par Mariama fall ou corriger au niveau de la section 1.</w:t>
+            </w:r>
+          </w:p>
+        </w:tc>
+      </w:tr>
+      <w:tr>
+        <w:tc>
+          <w:tcPr>
+            <w:tcW w:type="dxa" w:w="964"/>
+          </w:tcPr>
+          <w:p>
+            <w:r>
+              <w:rPr>
+                <w:b/>
+                <w:i w:val="0"/>
+                <w:color w:val="EA580C"/>
+                <w:sz w:val="16"/>
+              </w:rPr>
+              <w:t>Moyenne</w:t>
+            </w:r>
+          </w:p>
+        </w:tc>
+        <w:tc>
+          <w:tcPr>
+            <w:tcW w:type="dxa" w:w="1247"/>
+          </w:tcPr>
+          <w:p>
+            <w:r>
+              <w:rPr>
+                <w:b/>
+                <w:i w:val="0"/>
+                <w:sz w:val="16"/>
+              </w:rPr>
+              <w:t>S01</w:t>
+              <w:br/>
+            </w:r>
+            <w:r>
+              <w:rPr>
+                <w:b w:val="0"/>
+                <w:i w:val="0"/>
+                <w:color w:val="64748B"/>
+                <w:sz w:val="14"/>
+              </w:rPr>
+              <w:t>Démographie</w:t>
+            </w:r>
+          </w:p>
+        </w:tc>
+        <w:tc>
+          <w:tcPr>
+            <w:tcW w:type="dxa" w:w="1531"/>
+          </w:tcPr>
+          <w:p>
+            <w:r>
+              <w:rPr>
+                <w:b/>
+                <w:i w:val="0"/>
+                <w:color w:val="16A34A"/>
+                <w:sz w:val="16"/>
+              </w:rPr>
+              <w:t>—</w:t>
+            </w:r>
+          </w:p>
+        </w:tc>
+        <w:tc>
+          <w:tcPr>
+            <w:tcW w:type="dxa" w:w="1191"/>
+          </w:tcPr>
+          <w:p>
+            <w:r>
+              <w:rPr>
+                <w:b w:val="0"/>
+                <w:i w:val="0"/>
+                <w:color w:val="64748B"/>
+                <w:sz w:val="16"/>
+              </w:rPr>
+              <w:t>GT-CQ</w:t>
+            </w:r>
+          </w:p>
+        </w:tc>
+        <w:tc>
+          <w:tcPr>
+            <w:tcW w:type="dxa" w:w="4706"/>
+          </w:tcPr>
+          <w:p>
+            <w:r>
+              <w:rPr>
+                <w:b w:val="0"/>
+                <w:i w:val="0"/>
+                <w:sz w:val="17"/>
+              </w:rPr>
+              <w:t>Prière de verifier l'information donnée par Thierno bassirou fall ou corriger au niveau de la section 1.</w:t>
+            </w:r>
+          </w:p>
+        </w:tc>
+      </w:tr>
+      <w:tr>
+        <w:tc>
+          <w:tcPr>
+            <w:tcW w:type="dxa" w:w="964"/>
+          </w:tcPr>
+          <w:p>
+            <w:r>
+              <w:rPr>
+                <w:b/>
+                <w:i w:val="0"/>
+                <w:color w:val="EA580C"/>
+                <w:sz w:val="16"/>
+              </w:rPr>
+              <w:t>Moyenne</w:t>
+            </w:r>
+          </w:p>
+        </w:tc>
+        <w:tc>
+          <w:tcPr>
+            <w:tcW w:type="dxa" w:w="1247"/>
+          </w:tcPr>
+          <w:p>
+            <w:r>
+              <w:rPr>
+                <w:b/>
+                <w:i w:val="0"/>
+                <w:sz w:val="16"/>
+              </w:rPr>
+              <w:t>S01</w:t>
+              <w:br/>
+            </w:r>
+            <w:r>
+              <w:rPr>
+                <w:b w:val="0"/>
+                <w:i w:val="0"/>
+                <w:color w:val="64748B"/>
+                <w:sz w:val="14"/>
+              </w:rPr>
+              <w:t>Démographie</w:t>
+            </w:r>
+          </w:p>
+        </w:tc>
+        <w:tc>
+          <w:tcPr>
+            <w:tcW w:type="dxa" w:w="1531"/>
+          </w:tcPr>
+          <w:p>
+            <w:r>
+              <w:rPr>
+                <w:b/>
+                <w:i w:val="0"/>
+                <w:color w:val="16A34A"/>
+                <w:sz w:val="16"/>
+              </w:rPr>
+              <w:t>—</w:t>
+            </w:r>
+          </w:p>
+        </w:tc>
+        <w:tc>
+          <w:tcPr>
+            <w:tcW w:type="dxa" w:w="1191"/>
+          </w:tcPr>
+          <w:p>
+            <w:r>
+              <w:rPr>
+                <w:b w:val="0"/>
+                <w:i w:val="0"/>
+                <w:color w:val="64748B"/>
+                <w:sz w:val="16"/>
+              </w:rPr>
+              <w:t>GT-CQ</w:t>
+            </w:r>
+          </w:p>
+        </w:tc>
+        <w:tc>
+          <w:tcPr>
+            <w:tcW w:type="dxa" w:w="4706"/>
+          </w:tcPr>
+          <w:p>
+            <w:r>
+              <w:rPr>
+                <w:b w:val="0"/>
+                <w:i w:val="0"/>
+                <w:sz w:val="17"/>
+              </w:rPr>
+              <w:t>Prière de verifier l'information donnée par Yaya fall ou corriger au niveau de la section 1.</w:t>
+            </w:r>
+          </w:p>
+        </w:tc>
+      </w:tr>
+      <w:tr>
+        <w:tc>
+          <w:tcPr>
+            <w:tcW w:type="dxa" w:w="964"/>
+          </w:tcPr>
+          <w:p>
+            <w:r>
+              <w:rPr>
+                <w:b/>
+                <w:i w:val="0"/>
+                <w:color w:val="EA580C"/>
+                <w:sz w:val="16"/>
+              </w:rPr>
+              <w:t>Moyenne</w:t>
+            </w:r>
+          </w:p>
+        </w:tc>
+        <w:tc>
+          <w:tcPr>
+            <w:tcW w:type="dxa" w:w="1247"/>
+          </w:tcPr>
+          <w:p>
+            <w:r>
+              <w:rPr>
+                <w:b/>
+                <w:i w:val="0"/>
+                <w:sz w:val="16"/>
+              </w:rPr>
+              <w:t>S01</w:t>
+              <w:br/>
+            </w:r>
+            <w:r>
+              <w:rPr>
+                <w:b w:val="0"/>
+                <w:i w:val="0"/>
+                <w:color w:val="64748B"/>
+                <w:sz w:val="14"/>
+              </w:rPr>
+              <w:t>Démographie</w:t>
+            </w:r>
+          </w:p>
+        </w:tc>
+        <w:tc>
+          <w:tcPr>
+            <w:tcW w:type="dxa" w:w="1531"/>
+          </w:tcPr>
+          <w:p>
+            <w:r>
+              <w:rPr>
+                <w:b/>
+                <w:i w:val="0"/>
+                <w:color w:val="16A34A"/>
+                <w:sz w:val="16"/>
+              </w:rPr>
+              <w:t>—</w:t>
+            </w:r>
+          </w:p>
+        </w:tc>
+        <w:tc>
+          <w:tcPr>
+            <w:tcW w:type="dxa" w:w="1191"/>
+          </w:tcPr>
+          <w:p>
+            <w:r>
+              <w:rPr>
+                <w:b w:val="0"/>
+                <w:i w:val="0"/>
+                <w:color w:val="64748B"/>
+                <w:sz w:val="16"/>
+              </w:rPr>
+              <w:t>GT-CQ</w:t>
+            </w:r>
+          </w:p>
+        </w:tc>
+        <w:tc>
+          <w:tcPr>
+            <w:tcW w:type="dxa" w:w="4706"/>
+          </w:tcPr>
+          <w:p>
+            <w:r>
+              <w:rPr>
+                <w:b w:val="0"/>
+                <w:i w:val="0"/>
+                <w:sz w:val="17"/>
+              </w:rPr>
+              <w:t>Prière de verifier l'information donnée par kadiatou fall ou corriger au niveau de la section 1.</w:t>
+            </w:r>
+          </w:p>
+        </w:tc>
+      </w:tr>
+      <w:tr>
+        <w:tc>
+          <w:tcPr>
+            <w:tcW w:type="dxa" w:w="964"/>
+          </w:tcPr>
+          <w:p>
+            <w:r>
+              <w:rPr>
+                <w:b/>
+                <w:i w:val="0"/>
+                <w:color w:val="EA580C"/>
+                <w:sz w:val="16"/>
+              </w:rPr>
+              <w:t>Moyenne</w:t>
+            </w:r>
+          </w:p>
+        </w:tc>
+        <w:tc>
+          <w:tcPr>
+            <w:tcW w:type="dxa" w:w="1247"/>
+          </w:tcPr>
+          <w:p>
+            <w:r>
+              <w:rPr>
+                <w:b/>
+                <w:i w:val="0"/>
+                <w:sz w:val="16"/>
+              </w:rPr>
+              <w:t>S01</w:t>
+              <w:br/>
+            </w:r>
+            <w:r>
+              <w:rPr>
+                <w:b w:val="0"/>
+                <w:i w:val="0"/>
+                <w:color w:val="64748B"/>
+                <w:sz w:val="14"/>
+              </w:rPr>
+              <w:t>Démographie</w:t>
+            </w:r>
+          </w:p>
+        </w:tc>
+        <w:tc>
+          <w:tcPr>
+            <w:tcW w:type="dxa" w:w="1531"/>
+          </w:tcPr>
+          <w:p>
+            <w:r>
+              <w:rPr>
+                <w:b/>
+                <w:i w:val="0"/>
+                <w:color w:val="16A34A"/>
+                <w:sz w:val="16"/>
+              </w:rPr>
+              <w:t>—</w:t>
+            </w:r>
+          </w:p>
+        </w:tc>
+        <w:tc>
+          <w:tcPr>
+            <w:tcW w:type="dxa" w:w="1191"/>
+          </w:tcPr>
+          <w:p>
+            <w:r>
+              <w:rPr>
+                <w:b w:val="0"/>
+                <w:i w:val="0"/>
+                <w:color w:val="64748B"/>
+                <w:sz w:val="16"/>
+              </w:rPr>
+              <w:t>GT-CQ</w:t>
+            </w:r>
+          </w:p>
+        </w:tc>
+        <w:tc>
+          <w:tcPr>
+            <w:tcW w:type="dxa" w:w="4706"/>
+          </w:tcPr>
+          <w:p>
+            <w:r>
+              <w:rPr>
+                <w:b w:val="0"/>
+                <w:i w:val="0"/>
+                <w:sz w:val="17"/>
+              </w:rPr>
+              <w:t>Prière de verifier l'information donnée par kady fall ou corriger au niveau de la section 1.</w:t>
+            </w:r>
+          </w:p>
+        </w:tc>
+      </w:tr>
+      <w:tr>
+        <w:tc>
+          <w:tcPr>
+            <w:tcW w:type="dxa" w:w="964"/>
+          </w:tcPr>
+          <w:p>
+            <w:r>
+              <w:rPr>
+                <w:b/>
+                <w:i w:val="0"/>
+                <w:color w:val="EA580C"/>
+                <w:sz w:val="16"/>
+              </w:rPr>
+              <w:t>Moyenne</w:t>
+            </w:r>
+          </w:p>
+        </w:tc>
+        <w:tc>
+          <w:tcPr>
+            <w:tcW w:type="dxa" w:w="1247"/>
+          </w:tcPr>
+          <w:p>
+            <w:r>
+              <w:rPr>
+                <w:b/>
+                <w:i w:val="0"/>
+                <w:sz w:val="16"/>
+              </w:rPr>
               <w:t>S02</w:t>
               <w:br/>
             </w:r>
@@ -2645,7 +4625,7 @@
                 <w:i w:val="0"/>
                 <w:sz w:val="17"/>
               </w:rPr>
-              <w:t>Incohérent!! Le niveau d'instruction déclaré par l'un des enfants (Secondaire 1er cycle) au niveau de la section 1 de Ousmane Fall diffère de celui donné par Ousmane Fall lui-même qui affirme ne pas avoir frequenté l'école formelle.</w:t>
+              <w:t>Le montant des frais de cantines ou de restauration (500 FCFA) pour l'année scolaire de kadiatou fall qui fréquente 3ème année de Primaire  semble faible.</w:t>
             </w:r>
           </w:p>
         </w:tc>
@@ -2660,10 +4640,10 @@
               <w:rPr>
                 <w:b/>
                 <w:i w:val="0"/>
-                <w:color w:val="DC2626"/>
-                <w:sz w:val="16"/>
-              </w:rPr>
-              <w:t>Haute</w:t>
+                <w:color w:val="EA580C"/>
+                <w:sz w:val="16"/>
+              </w:rPr>
+              <w:t>Moyenne</w:t>
             </w:r>
           </w:p>
         </w:tc>
@@ -2678,7 +4658,7 @@
                 <w:i w:val="0"/>
                 <w:sz w:val="16"/>
               </w:rPr>
-              <w:t>S04</w:t>
+              <w:t>S02</w:t>
               <w:br/>
             </w:r>
             <w:r>
@@ -2688,7 +4668,7 @@
                 <w:color w:val="64748B"/>
                 <w:sz w:val="14"/>
               </w:rPr>
-              <w:t>Emploi</w:t>
+              <w:t>Éducation</w:t>
             </w:r>
           </w:p>
         </w:tc>
@@ -2704,7 +4684,7 @@
                 <w:color w:val="16A34A"/>
                 <w:sz w:val="16"/>
               </w:rPr>
-              <w:t>s04q46</w:t>
+              <w:t>—</w:t>
             </w:r>
           </w:p>
         </w:tc>
@@ -2735,7 +4715,7 @@
                 <w:i w:val="0"/>
                 <w:sz w:val="17"/>
               </w:rPr>
-              <w:t>Incohérence! Habibou fall  evolue dans l'agriculture mais est  considéré comme salarié ou stagiaire/apprenti non renuméré, prière de revoir la question s04q46 et corriger.</w:t>
+              <w:t>Veuillez, s'il vous plait, confirmer ces informations avec le QG ou apporter les corrections nécessaires.</w:t>
             </w:r>
           </w:p>
         </w:tc>
@@ -2750,10 +4730,10 @@
               <w:rPr>
                 <w:b/>
                 <w:i w:val="0"/>
-                <w:color w:val="DC2626"/>
-                <w:sz w:val="16"/>
-              </w:rPr>
-              <w:t>Haute</w:t>
+                <w:color w:val="EA580C"/>
+                <w:sz w:val="16"/>
+              </w:rPr>
+              <w:t>Moyenne</w:t>
             </w:r>
           </w:p>
         </w:tc>
@@ -2768,7 +4748,7 @@
                 <w:i w:val="0"/>
                 <w:sz w:val="16"/>
               </w:rPr>
-              <w:t>S04</w:t>
+              <w:t>S02</w:t>
               <w:br/>
             </w:r>
             <w:r>
@@ -2778,7 +4758,7 @@
                 <w:color w:val="64748B"/>
                 <w:sz w:val="14"/>
               </w:rPr>
-              <w:t>Emploi</w:t>
+              <w:t>Éducation</w:t>
             </w:r>
           </w:p>
         </w:tc>
@@ -2794,7 +4774,7 @@
                 <w:color w:val="16A34A"/>
                 <w:sz w:val="16"/>
               </w:rPr>
-              <w:t>s04q46</w:t>
+              <w:t>—</w:t>
             </w:r>
           </w:p>
         </w:tc>
@@ -2825,7 +4805,7 @@
                 <w:i w:val="0"/>
                 <w:sz w:val="17"/>
               </w:rPr>
-              <w:t>Incohérence! Ibrahima fall  evolue dans l'agriculture mais est  considéré comme salarié ou stagiaire/apprenti non renuméré, prière de revoir la question s04q46 et corriger.</w:t>
+              <w:t>Prière de vous adresser à Habibou fall pour avoir l'année exacte.</w:t>
             </w:r>
           </w:p>
         </w:tc>
@@ -2840,10 +4820,10 @@
               <w:rPr>
                 <w:b/>
                 <w:i w:val="0"/>
-                <w:color w:val="DC2626"/>
-                <w:sz w:val="16"/>
-              </w:rPr>
-              <w:t>Haute</w:t>
+                <w:color w:val="EA580C"/>
+                <w:sz w:val="16"/>
+              </w:rPr>
+              <w:t>Moyenne</w:t>
             </w:r>
           </w:p>
         </w:tc>
@@ -2858,7 +4838,7 @@
                 <w:i w:val="0"/>
                 <w:sz w:val="16"/>
               </w:rPr>
-              <w:t>S04</w:t>
+              <w:t>S02</w:t>
               <w:br/>
             </w:r>
             <w:r>
@@ -2868,7 +4848,7 @@
                 <w:color w:val="64748B"/>
                 <w:sz w:val="14"/>
               </w:rPr>
-              <w:t>Emploi</w:t>
+              <w:t>Éducation</w:t>
             </w:r>
           </w:p>
         </w:tc>
@@ -2884,7 +4864,7 @@
                 <w:color w:val="16A34A"/>
                 <w:sz w:val="16"/>
               </w:rPr>
-              <w:t>s04q46</w:t>
+              <w:t>s01q25, s01q29, s01q30, s04q46, s01q00b</w:t>
             </w:r>
           </w:p>
         </w:tc>
@@ -2915,7 +4895,7 @@
                 <w:i w:val="0"/>
                 <w:sz w:val="17"/>
               </w:rPr>
-              <w:t>Incohérence! Rouby Balde  evolue dans l'agriculture mais est  considéré comme salarié ou stagiaire/apprenti non renuméré, prière de revoir la question s04q46 et corriger.</w:t>
+              <w:t>Il manque des informations non renseignées de Thierno bassirou fall , prière de renseignés toutes les questions liées à Thierno bassirou fall .</w:t>
             </w:r>
           </w:p>
         </w:tc>
@@ -2930,10 +4910,10 @@
               <w:rPr>
                 <w:b/>
                 <w:i w:val="0"/>
-                <w:color w:val="DC2626"/>
-                <w:sz w:val="16"/>
-              </w:rPr>
-              <w:t>Haute</w:t>
+                <w:color w:val="EA580C"/>
+                <w:sz w:val="16"/>
+              </w:rPr>
+              <w:t>Moyenne</w:t>
             </w:r>
           </w:p>
         </w:tc>
@@ -2948,7 +4928,7 @@
                 <w:i w:val="0"/>
                 <w:sz w:val="16"/>
               </w:rPr>
-              <w:t>S10</w:t>
+              <w:t>S02</w:t>
               <w:br/>
             </w:r>
             <w:r>
@@ -2958,7 +4938,7 @@
                 <w:color w:val="64748B"/>
                 <w:sz w:val="14"/>
               </w:rPr>
-              <w:t>Logement</w:t>
+              <w:t>Éducation</w:t>
             </w:r>
           </w:p>
         </w:tc>
@@ -2974,7 +4954,7 @@
                 <w:color w:val="16A34A"/>
                 <w:sz w:val="16"/>
               </w:rPr>
-              <w:t>s10q46, s10q47</w:t>
+              <w:t>—</w:t>
             </w:r>
           </w:p>
         </w:tc>
@@ -3005,7 +4985,7 @@
                 <w:i w:val="0"/>
                 <w:sz w:val="17"/>
               </w:rPr>
-              <w:t>Incohérence!! L'entreprise commerce achat et vente de mouton dit avoir réçu une somme sur la revente de ces marchandises achetées et revendues en état (s10q46 est differnt de 0) mais n'a depensé aucune somme sur l'achat des marchandises revendues en état (s10q47==0), prière de fournir plus d'effort pour estimer le montant obtenu sur la depense de ces marchandises achetées et revendues en état.</w:t>
+              <w:t>Merci de bien vouloir changé 2.04 en OUI et renseigné toutes les autres informations qui concerne Ousmane Fall .</w:t>
             </w:r>
           </w:p>
         </w:tc>
@@ -3020,10 +5000,10 @@
               <w:rPr>
                 <w:b/>
                 <w:i w:val="0"/>
-                <w:color w:val="DC2626"/>
-                <w:sz w:val="16"/>
-              </w:rPr>
-              <w:t>Haute</w:t>
+                <w:color w:val="EA580C"/>
+                <w:sz w:val="16"/>
+              </w:rPr>
+              <w:t>Moyenne</w:t>
             </w:r>
           </w:p>
         </w:tc>
@@ -3038,7 +5018,7 @@
                 <w:i w:val="0"/>
                 <w:sz w:val="16"/>
               </w:rPr>
-              <w:t>S11</w:t>
+              <w:t>S02</w:t>
               <w:br/>
             </w:r>
             <w:r>
@@ -3048,7 +5028,7 @@
                 <w:color w:val="64748B"/>
                 <w:sz w:val="14"/>
               </w:rPr>
-              <w:t>Logement / cadre de vie</w:t>
+              <w:t>Éducation</w:t>
             </w:r>
           </w:p>
         </w:tc>
@@ -3064,7 +5044,7 @@
                 <w:color w:val="16A34A"/>
                 <w:sz w:val="16"/>
               </w:rPr>
-              <w:t>—</w:t>
+              <w:t>s01q25, s01q29, s01q30, s04q46, s01q00b</w:t>
             </w:r>
           </w:p>
         </w:tc>
@@ -3095,7 +5075,7 @@
                 <w:i w:val="0"/>
                 <w:sz w:val="17"/>
               </w:rPr>
-              <w:t>Incoherence!! Le ménage a depensé .</w:t>
+              <w:t>Il manque des informations non renseignées de Ousmane Fall , prière de renseignés toutes les questions liées à Ousmane Fall .</w:t>
             </w:r>
           </w:p>
         </w:tc>
@@ -3110,10 +5090,10 @@
               <w:rPr>
                 <w:b/>
                 <w:i w:val="0"/>
-                <w:color w:val="DC2626"/>
-                <w:sz w:val="16"/>
-              </w:rPr>
-              <w:t>Haute</w:t>
+                <w:color w:val="EA580C"/>
+                <w:sz w:val="16"/>
+              </w:rPr>
+              <w:t>Moyenne</w:t>
             </w:r>
           </w:p>
         </w:tc>
@@ -3128,7 +5108,7 @@
                 <w:i w:val="0"/>
                 <w:sz w:val="16"/>
               </w:rPr>
-              <w:t>S11</w:t>
+              <w:t>S02</w:t>
               <w:br/>
             </w:r>
             <w:r>
@@ -3138,7 +5118,7 @@
                 <w:color w:val="64748B"/>
                 <w:sz w:val="14"/>
               </w:rPr>
-              <w:t>Logement / cadre de vie</w:t>
+              <w:t>Éducation</w:t>
             </w:r>
           </w:p>
         </w:tc>
@@ -3154,7 +5134,7 @@
                 <w:color w:val="16A34A"/>
                 <w:sz w:val="16"/>
               </w:rPr>
-              <w:t>s01q29, s01q31, s04q24, s00q04, s11q21, s09fq03, s09fq011</w:t>
+              <w:t>—</w:t>
             </w:r>
           </w:p>
         </w:tc>
@@ -3185,7 +5165,7 @@
                 <w:i w:val="0"/>
                 <w:sz w:val="17"/>
               </w:rPr>
-              <w:t>FCFA dans Frais de connexion au réseau de distribution d'eau mais dit ne pas être connecté à un réseau d'eau courante, prière de corriger cette incoherenceAttention!!! Les ménages vivants dans un(e) Maison Basse à KOLDA Rural ont généralement comme principal matériau du toit le/la Tôles, mais celui du ménage de OUSMANE FALL (Tuile) diffère de celui-ci.</w:t>
+              <w:t>Le montant des frais de cantines ou de restauration (500 FCFA) pour l'année scolaire de Elhadji lamine fall qui fréquente 1ére année de Primaire  semble faible.</w:t>
             </w:r>
           </w:p>
         </w:tc>
@@ -3200,10 +5180,10 @@
               <w:rPr>
                 <w:b/>
                 <w:i w:val="0"/>
-                <w:color w:val="DC2626"/>
-                <w:sz w:val="16"/>
-              </w:rPr>
-              <w:t>Haute</w:t>
+                <w:color w:val="EA580C"/>
+                <w:sz w:val="16"/>
+              </w:rPr>
+              <w:t>Moyenne</w:t>
             </w:r>
           </w:p>
         </w:tc>
@@ -3218,7 +5198,7 @@
                 <w:i w:val="0"/>
                 <w:sz w:val="16"/>
               </w:rPr>
-              <w:t>S13</w:t>
+              <w:t>S02</w:t>
               <w:br/>
             </w:r>
             <w:r>
@@ -3228,7 +5208,7 @@
                 <w:color w:val="64748B"/>
                 <w:sz w:val="14"/>
               </w:rPr>
-              <w:t>Transferts</w:t>
+              <w:t>Éducation</w:t>
             </w:r>
           </w:p>
         </w:tc>
@@ -3244,7 +5224,7 @@
                 <w:color w:val="16A34A"/>
                 <w:sz w:val="16"/>
               </w:rPr>
-              <w:t>s00q27, s01q00a, s01q12, s01q13, s02q04, s03q11, s03q12, s01q01</w:t>
+              <w:t>—</w:t>
             </w:r>
           </w:p>
         </w:tc>
@@ -3275,7 +5255,7 @@
                 <w:i w:val="0"/>
                 <w:sz w:val="17"/>
               </w:rPr>
-              <w:t>L'âge du béneficiaire d'argent dans la section 13b (Transfert emis) semble incoherent voir élévé, prière de verifier ou corriger.</w:t>
+              <w:t>Le montant des frais de cantines ou de restauration (500 FCFA) pour l'année scolaire de Hamadou 2 fall qui fréquente 1ére année de Maternelle  semble faible.</w:t>
             </w:r>
           </w:p>
         </w:tc>
@@ -3290,10 +5270,10 @@
               <w:rPr>
                 <w:b/>
                 <w:i w:val="0"/>
-                <w:color w:val="DC2626"/>
-                <w:sz w:val="16"/>
-              </w:rPr>
-              <w:t>Haute</w:t>
+                <w:color w:val="EA580C"/>
+                <w:sz w:val="16"/>
+              </w:rPr>
+              <w:t>Moyenne</w:t>
             </w:r>
           </w:p>
         </w:tc>
@@ -3308,7 +5288,7 @@
                 <w:i w:val="0"/>
                 <w:sz w:val="16"/>
               </w:rPr>
-              <w:t>S16</w:t>
+              <w:t>S02</w:t>
               <w:br/>
             </w:r>
             <w:r>
@@ -3318,7 +5298,7 @@
                 <w:color w:val="64748B"/>
                 <w:sz w:val="14"/>
               </w:rPr>
-              <w:t>Agriculture</w:t>
+              <w:t>Éducation</w:t>
             </w:r>
           </w:p>
         </w:tc>
@@ -3334,7 +5314,7 @@
                 <w:color w:val="16A34A"/>
                 <w:sz w:val="16"/>
               </w:rPr>
-              <w:t>s01q02, s02q01__1, s02q02__1, s02q03__1, s02q15, s03q17, s04q28, s04q35d</w:t>
+              <w:t>—</w:t>
             </w:r>
           </w:p>
         </w:tc>
@@ -3365,7 +5345,7 @@
                 <w:i w:val="0"/>
                 <w:sz w:val="17"/>
               </w:rPr>
-              <w:t>Incoherence! Le nombre de cultures dans la parcelle parcelle 1 maraîchage est de 8 cultures qui semble trop élévé ou non renseigné, prière de corriger.</w:t>
+              <w:t>Le montant des frais de cantines ou de restauration (500 FCFA) pour l'année scolaire de Yaya fall qui fréquente 1ére année de Maternelle  semble faible.</w:t>
             </w:r>
           </w:p>
         </w:tc>
@@ -3380,10 +5360,10 @@
               <w:rPr>
                 <w:b/>
                 <w:i w:val="0"/>
-                <w:color w:val="DC2626"/>
-                <w:sz w:val="16"/>
-              </w:rPr>
-              <w:t>Haute</w:t>
+                <w:color w:val="EA580C"/>
+                <w:sz w:val="16"/>
+              </w:rPr>
+              <w:t>Moyenne</w:t>
             </w:r>
           </w:p>
         </w:tc>
@@ -3398,7 +5378,7 @@
                 <w:i w:val="0"/>
                 <w:sz w:val="16"/>
               </w:rPr>
-              <w:t>S16</w:t>
+              <w:t>S02</w:t>
               <w:br/>
             </w:r>
             <w:r>
@@ -3408,7 +5388,7 @@
                 <w:color w:val="64748B"/>
                 <w:sz w:val="14"/>
               </w:rPr>
-              <w:t>Agriculture</w:t>
+              <w:t>Éducation</w:t>
             </w:r>
           </w:p>
         </w:tc>
@@ -3455,2887 +5435,7 @@
                 <w:i w:val="0"/>
                 <w:sz w:val="17"/>
               </w:rPr>
-              <w:t>Prière de corriger cette incohérence.</w:t>
-            </w:r>
-          </w:p>
-        </w:tc>
-      </w:tr>
-      <w:tr>
-        <w:tc>
-          <w:tcPr>
-            <w:tcW w:type="dxa" w:w="964"/>
-          </w:tcPr>
-          <w:p>
-            <w:r>
-              <w:rPr>
-                <w:b/>
-                <w:i w:val="0"/>
-                <w:color w:val="DC2626"/>
-                <w:sz w:val="16"/>
-              </w:rPr>
-              <w:t>Haute</w:t>
-            </w:r>
-          </w:p>
-        </w:tc>
-        <w:tc>
-          <w:tcPr>
-            <w:tcW w:type="dxa" w:w="1247"/>
-          </w:tcPr>
-          <w:p>
-            <w:r>
-              <w:rPr>
-                <w:b/>
-                <w:i w:val="0"/>
-                <w:sz w:val="16"/>
-              </w:rPr>
-              <w:t>S16</w:t>
-              <w:br/>
-            </w:r>
-            <w:r>
-              <w:rPr>
-                <w:b w:val="0"/>
-                <w:i w:val="0"/>
-                <w:color w:val="64748B"/>
-                <w:sz w:val="14"/>
-              </w:rPr>
-              <w:t>Agriculture</w:t>
-            </w:r>
-          </w:p>
-        </w:tc>
-        <w:tc>
-          <w:tcPr>
-            <w:tcW w:type="dxa" w:w="1531"/>
-          </w:tcPr>
-          <w:p>
-            <w:r>
-              <w:rPr>
-                <w:b/>
-                <w:i w:val="0"/>
-                <w:color w:val="16A34A"/>
-                <w:sz w:val="16"/>
-              </w:rPr>
-              <w:t>s16dq05a, s16dq05c</w:t>
-            </w:r>
-          </w:p>
-        </w:tc>
-        <w:tc>
-          <w:tcPr>
-            <w:tcW w:type="dxa" w:w="1191"/>
-          </w:tcPr>
-          <w:p>
-            <w:r>
-              <w:rPr>
-                <w:b w:val="0"/>
-                <w:i w:val="0"/>
-                <w:color w:val="64748B"/>
-                <w:sz w:val="16"/>
-              </w:rPr>
-              <w:t>GT-CQ</w:t>
-            </w:r>
-          </w:p>
-        </w:tc>
-        <w:tc>
-          <w:tcPr>
-            <w:tcW w:type="dxa" w:w="4706"/>
-          </w:tcPr>
-          <w:p>
-            <w:r>
-              <w:rPr>
-                <w:b w:val="0"/>
-                <w:i w:val="0"/>
-                <w:sz w:val="17"/>
-              </w:rPr>
-              <w:t>La quantité de s16dq05a estimée en Kg est incohérente avec la prise dans la question s16dq05c, prière de bien estimer et mettre la valeur exacte.</w:t>
-            </w:r>
-          </w:p>
-        </w:tc>
-      </w:tr>
-      <w:tr>
-        <w:tc>
-          <w:tcPr>
-            <w:tcW w:type="dxa" w:w="964"/>
-          </w:tcPr>
-          <w:p>
-            <w:r>
-              <w:rPr>
-                <w:b/>
-                <w:i w:val="0"/>
-                <w:color w:val="EA580C"/>
-                <w:sz w:val="16"/>
-              </w:rPr>
-              <w:t>Moyenne</w:t>
-            </w:r>
-          </w:p>
-        </w:tc>
-        <w:tc>
-          <w:tcPr>
-            <w:tcW w:type="dxa" w:w="1247"/>
-          </w:tcPr>
-          <w:p>
-            <w:r>
-              <w:rPr>
-                <w:b/>
-                <w:i w:val="0"/>
-                <w:sz w:val="16"/>
-              </w:rPr>
-              <w:t>S00</w:t>
-              <w:br/>
-            </w:r>
-            <w:r>
-              <w:rPr>
-                <w:b w:val="0"/>
-                <w:i w:val="0"/>
-                <w:color w:val="64748B"/>
-                <w:sz w:val="14"/>
-              </w:rPr>
-              <w:t>Identification</w:t>
-            </w:r>
-          </w:p>
-        </w:tc>
-        <w:tc>
-          <w:tcPr>
-            <w:tcW w:type="dxa" w:w="1531"/>
-          </w:tcPr>
-          <w:p>
-            <w:r>
-              <w:rPr>
-                <w:b/>
-                <w:i w:val="0"/>
-                <w:color w:val="16A34A"/>
-                <w:sz w:val="16"/>
-              </w:rPr>
-              <w:t>—</w:t>
-            </w:r>
-          </w:p>
-        </w:tc>
-        <w:tc>
-          <w:tcPr>
-            <w:tcW w:type="dxa" w:w="1191"/>
-          </w:tcPr>
-          <w:p>
-            <w:r>
-              <w:rPr>
-                <w:b w:val="0"/>
-                <w:i w:val="0"/>
-                <w:color w:val="64748B"/>
-                <w:sz w:val="16"/>
-              </w:rPr>
-              <w:t>GT-CQ</w:t>
-            </w:r>
-          </w:p>
-        </w:tc>
-        <w:tc>
-          <w:tcPr>
-            <w:tcW w:type="dxa" w:w="4706"/>
-          </w:tcPr>
-          <w:p>
-            <w:r>
-              <w:rPr>
-                <w:b w:val="0"/>
-                <w:i w:val="0"/>
-                <w:sz w:val="17"/>
-              </w:rPr>
-              <w:t>L'adresse ou la localisation du ménage doit être bien renseignée, ne doit pas contenir des numéros de téléphone et elle semble courte pour être une adresse.</w:t>
-            </w:r>
-          </w:p>
-        </w:tc>
-      </w:tr>
-      <w:tr>
-        <w:tc>
-          <w:tcPr>
-            <w:tcW w:type="dxa" w:w="964"/>
-          </w:tcPr>
-          <w:p>
-            <w:r>
-              <w:rPr>
-                <w:b/>
-                <w:i w:val="0"/>
-                <w:color w:val="EA580C"/>
-                <w:sz w:val="16"/>
-              </w:rPr>
-              <w:t>Moyenne</w:t>
-            </w:r>
-          </w:p>
-        </w:tc>
-        <w:tc>
-          <w:tcPr>
-            <w:tcW w:type="dxa" w:w="1247"/>
-          </w:tcPr>
-          <w:p>
-            <w:r>
-              <w:rPr>
-                <w:b/>
-                <w:i w:val="0"/>
-                <w:sz w:val="16"/>
-              </w:rPr>
-              <w:t>S00</w:t>
-              <w:br/>
-            </w:r>
-            <w:r>
-              <w:rPr>
-                <w:b w:val="0"/>
-                <w:i w:val="0"/>
-                <w:color w:val="64748B"/>
-                <w:sz w:val="14"/>
-              </w:rPr>
-              <w:t>Identification</w:t>
-            </w:r>
-          </w:p>
-        </w:tc>
-        <w:tc>
-          <w:tcPr>
-            <w:tcW w:type="dxa" w:w="1531"/>
-          </w:tcPr>
-          <w:p>
-            <w:r>
-              <w:rPr>
-                <w:b/>
-                <w:i w:val="0"/>
-                <w:color w:val="16A34A"/>
-                <w:sz w:val="16"/>
-              </w:rPr>
-              <w:t>—</w:t>
-            </w:r>
-          </w:p>
-        </w:tc>
-        <w:tc>
-          <w:tcPr>
-            <w:tcW w:type="dxa" w:w="1191"/>
-          </w:tcPr>
-          <w:p>
-            <w:r>
-              <w:rPr>
-                <w:b w:val="0"/>
-                <w:i w:val="0"/>
-                <w:color w:val="64748B"/>
-                <w:sz w:val="16"/>
-              </w:rPr>
-              <w:t>GT-CQ</w:t>
-            </w:r>
-          </w:p>
-        </w:tc>
-        <w:tc>
-          <w:tcPr>
-            <w:tcW w:type="dxa" w:w="4706"/>
-          </w:tcPr>
-          <w:p>
-            <w:r>
-              <w:rPr>
-                <w:b w:val="0"/>
-                <w:i w:val="0"/>
-                <w:sz w:val="17"/>
-              </w:rPr>
-              <w:t>Prière de renseigner la bonne adresse.</w:t>
-            </w:r>
-          </w:p>
-        </w:tc>
-      </w:tr>
-      <w:tr>
-        <w:tc>
-          <w:tcPr>
-            <w:tcW w:type="dxa" w:w="964"/>
-          </w:tcPr>
-          <w:p>
-            <w:r>
-              <w:rPr>
-                <w:b/>
-                <w:i w:val="0"/>
-                <w:color w:val="EA580C"/>
-                <w:sz w:val="16"/>
-              </w:rPr>
-              <w:t>Moyenne</w:t>
-            </w:r>
-          </w:p>
-        </w:tc>
-        <w:tc>
-          <w:tcPr>
-            <w:tcW w:type="dxa" w:w="1247"/>
-          </w:tcPr>
-          <w:p>
-            <w:r>
-              <w:rPr>
-                <w:b/>
-                <w:i w:val="0"/>
-                <w:sz w:val="16"/>
-              </w:rPr>
-              <w:t>S01</w:t>
-              <w:br/>
-            </w:r>
-            <w:r>
-              <w:rPr>
-                <w:b w:val="0"/>
-                <w:i w:val="0"/>
-                <w:color w:val="64748B"/>
-                <w:sz w:val="14"/>
-              </w:rPr>
-              <w:t>Démographie</w:t>
-            </w:r>
-          </w:p>
-        </w:tc>
-        <w:tc>
-          <w:tcPr>
-            <w:tcW w:type="dxa" w:w="1531"/>
-          </w:tcPr>
-          <w:p>
-            <w:r>
-              <w:rPr>
-                <w:b/>
-                <w:i w:val="0"/>
-                <w:color w:val="16A34A"/>
-                <w:sz w:val="16"/>
-              </w:rPr>
-              <w:t>—</w:t>
-            </w:r>
-          </w:p>
-        </w:tc>
-        <w:tc>
-          <w:tcPr>
-            <w:tcW w:type="dxa" w:w="1191"/>
-          </w:tcPr>
-          <w:p>
-            <w:r>
-              <w:rPr>
-                <w:b w:val="0"/>
-                <w:i w:val="0"/>
-                <w:color w:val="64748B"/>
-                <w:sz w:val="16"/>
-              </w:rPr>
-              <w:t>GT-CQ</w:t>
-            </w:r>
-          </w:p>
-        </w:tc>
-        <w:tc>
-          <w:tcPr>
-            <w:tcW w:type="dxa" w:w="4706"/>
-          </w:tcPr>
-          <w:p>
-            <w:r>
-              <w:rPr>
-                <w:b w:val="0"/>
-                <w:i w:val="0"/>
-                <w:sz w:val="17"/>
-              </w:rPr>
-              <w:t>Prière de verifier l'information donnée par Diénebou fall ou corriger au niveau de la section 1.</w:t>
-            </w:r>
-          </w:p>
-        </w:tc>
-      </w:tr>
-      <w:tr>
-        <w:tc>
-          <w:tcPr>
-            <w:tcW w:type="dxa" w:w="964"/>
-          </w:tcPr>
-          <w:p>
-            <w:r>
-              <w:rPr>
-                <w:b/>
-                <w:i w:val="0"/>
-                <w:color w:val="EA580C"/>
-                <w:sz w:val="16"/>
-              </w:rPr>
-              <w:t>Moyenne</w:t>
-            </w:r>
-          </w:p>
-        </w:tc>
-        <w:tc>
-          <w:tcPr>
-            <w:tcW w:type="dxa" w:w="1247"/>
-          </w:tcPr>
-          <w:p>
-            <w:r>
-              <w:rPr>
-                <w:b/>
-                <w:i w:val="0"/>
-                <w:sz w:val="16"/>
-              </w:rPr>
-              <w:t>S01</w:t>
-              <w:br/>
-            </w:r>
-            <w:r>
-              <w:rPr>
-                <w:b w:val="0"/>
-                <w:i w:val="0"/>
-                <w:color w:val="64748B"/>
-                <w:sz w:val="14"/>
-              </w:rPr>
-              <w:t>Démographie</w:t>
-            </w:r>
-          </w:p>
-        </w:tc>
-        <w:tc>
-          <w:tcPr>
-            <w:tcW w:type="dxa" w:w="1531"/>
-          </w:tcPr>
-          <w:p>
-            <w:r>
-              <w:rPr>
-                <w:b/>
-                <w:i w:val="0"/>
-                <w:color w:val="16A34A"/>
-                <w:sz w:val="16"/>
-              </w:rPr>
-              <w:t>—</w:t>
-            </w:r>
-          </w:p>
-        </w:tc>
-        <w:tc>
-          <w:tcPr>
-            <w:tcW w:type="dxa" w:w="1191"/>
-          </w:tcPr>
-          <w:p>
-            <w:r>
-              <w:rPr>
-                <w:b w:val="0"/>
-                <w:i w:val="0"/>
-                <w:color w:val="64748B"/>
-                <w:sz w:val="16"/>
-              </w:rPr>
-              <w:t>GT-CQ</w:t>
-            </w:r>
-          </w:p>
-        </w:tc>
-        <w:tc>
-          <w:tcPr>
-            <w:tcW w:type="dxa" w:w="4706"/>
-          </w:tcPr>
-          <w:p>
-            <w:r>
-              <w:rPr>
-                <w:b w:val="0"/>
-                <w:i w:val="0"/>
-                <w:sz w:val="17"/>
-              </w:rPr>
-              <w:t>Dans le cas contraire rassurez vous que c'est bien son fils/fille biologique.</w:t>
-            </w:r>
-          </w:p>
-        </w:tc>
-      </w:tr>
-      <w:tr>
-        <w:tc>
-          <w:tcPr>
-            <w:tcW w:type="dxa" w:w="964"/>
-          </w:tcPr>
-          <w:p>
-            <w:r>
-              <w:rPr>
-                <w:b/>
-                <w:i w:val="0"/>
-                <w:color w:val="EA580C"/>
-                <w:sz w:val="16"/>
-              </w:rPr>
-              <w:t>Moyenne</w:t>
-            </w:r>
-          </w:p>
-        </w:tc>
-        <w:tc>
-          <w:tcPr>
-            <w:tcW w:type="dxa" w:w="1247"/>
-          </w:tcPr>
-          <w:p>
-            <w:r>
-              <w:rPr>
-                <w:b/>
-                <w:i w:val="0"/>
-                <w:sz w:val="16"/>
-              </w:rPr>
-              <w:t>S01</w:t>
-              <w:br/>
-            </w:r>
-            <w:r>
-              <w:rPr>
-                <w:b w:val="0"/>
-                <w:i w:val="0"/>
-                <w:color w:val="64748B"/>
-                <w:sz w:val="14"/>
-              </w:rPr>
-              <w:t>Démographie</w:t>
-            </w:r>
-          </w:p>
-        </w:tc>
-        <w:tc>
-          <w:tcPr>
-            <w:tcW w:type="dxa" w:w="1531"/>
-          </w:tcPr>
-          <w:p>
-            <w:r>
-              <w:rPr>
-                <w:b/>
-                <w:i w:val="0"/>
-                <w:color w:val="16A34A"/>
-                <w:sz w:val="16"/>
-              </w:rPr>
-              <w:t>—</w:t>
-            </w:r>
-          </w:p>
-        </w:tc>
-        <w:tc>
-          <w:tcPr>
-            <w:tcW w:type="dxa" w:w="1191"/>
-          </w:tcPr>
-          <w:p>
-            <w:r>
-              <w:rPr>
-                <w:b w:val="0"/>
-                <w:i w:val="0"/>
-                <w:color w:val="64748B"/>
-                <w:sz w:val="16"/>
-              </w:rPr>
-              <w:t>GT-CQ</w:t>
-            </w:r>
-          </w:p>
-        </w:tc>
-        <w:tc>
-          <w:tcPr>
-            <w:tcW w:type="dxa" w:w="4706"/>
-          </w:tcPr>
-          <w:p>
-            <w:r>
-              <w:rPr>
-                <w:b w:val="0"/>
-                <w:i w:val="0"/>
-                <w:sz w:val="17"/>
-              </w:rPr>
-              <w:t>Prière de verifier l'information donnée par Elhadji lamine fall ou corriger au niveau de la section 1.</w:t>
-            </w:r>
-          </w:p>
-        </w:tc>
-      </w:tr>
-      <w:tr>
-        <w:tc>
-          <w:tcPr>
-            <w:tcW w:type="dxa" w:w="964"/>
-          </w:tcPr>
-          <w:p>
-            <w:r>
-              <w:rPr>
-                <w:b/>
-                <w:i w:val="0"/>
-                <w:color w:val="EA580C"/>
-                <w:sz w:val="16"/>
-              </w:rPr>
-              <w:t>Moyenne</w:t>
-            </w:r>
-          </w:p>
-        </w:tc>
-        <w:tc>
-          <w:tcPr>
-            <w:tcW w:type="dxa" w:w="1247"/>
-          </w:tcPr>
-          <w:p>
-            <w:r>
-              <w:rPr>
-                <w:b/>
-                <w:i w:val="0"/>
-                <w:sz w:val="16"/>
-              </w:rPr>
-              <w:t>S01</w:t>
-              <w:br/>
-            </w:r>
-            <w:r>
-              <w:rPr>
-                <w:b w:val="0"/>
-                <w:i w:val="0"/>
-                <w:color w:val="64748B"/>
-                <w:sz w:val="14"/>
-              </w:rPr>
-              <w:t>Démographie</w:t>
-            </w:r>
-          </w:p>
-        </w:tc>
-        <w:tc>
-          <w:tcPr>
-            <w:tcW w:type="dxa" w:w="1531"/>
-          </w:tcPr>
-          <w:p>
-            <w:r>
-              <w:rPr>
-                <w:b/>
-                <w:i w:val="0"/>
-                <w:color w:val="16A34A"/>
-                <w:sz w:val="16"/>
-              </w:rPr>
-              <w:t>—</w:t>
-            </w:r>
-          </w:p>
-        </w:tc>
-        <w:tc>
-          <w:tcPr>
-            <w:tcW w:type="dxa" w:w="1191"/>
-          </w:tcPr>
-          <w:p>
-            <w:r>
-              <w:rPr>
-                <w:b w:val="0"/>
-                <w:i w:val="0"/>
-                <w:color w:val="64748B"/>
-                <w:sz w:val="16"/>
-              </w:rPr>
-              <w:t>GT-CQ</w:t>
-            </w:r>
-          </w:p>
-        </w:tc>
-        <w:tc>
-          <w:tcPr>
-            <w:tcW w:type="dxa" w:w="4706"/>
-          </w:tcPr>
-          <w:p>
-            <w:r>
-              <w:rPr>
-                <w:b w:val="0"/>
-                <w:i w:val="0"/>
-                <w:sz w:val="17"/>
-              </w:rPr>
-              <w:t>Prière de verifier l'information donnée par Hamadou 2 fall ou corriger au niveau de la section 1.</w:t>
-            </w:r>
-          </w:p>
-        </w:tc>
-      </w:tr>
-      <w:tr>
-        <w:tc>
-          <w:tcPr>
-            <w:tcW w:type="dxa" w:w="964"/>
-          </w:tcPr>
-          <w:p>
-            <w:r>
-              <w:rPr>
-                <w:b/>
-                <w:i w:val="0"/>
-                <w:color w:val="EA580C"/>
-                <w:sz w:val="16"/>
-              </w:rPr>
-              <w:t>Moyenne</w:t>
-            </w:r>
-          </w:p>
-        </w:tc>
-        <w:tc>
-          <w:tcPr>
-            <w:tcW w:type="dxa" w:w="1247"/>
-          </w:tcPr>
-          <w:p>
-            <w:r>
-              <w:rPr>
-                <w:b/>
-                <w:i w:val="0"/>
-                <w:sz w:val="16"/>
-              </w:rPr>
-              <w:t>S01</w:t>
-              <w:br/>
-            </w:r>
-            <w:r>
-              <w:rPr>
-                <w:b w:val="0"/>
-                <w:i w:val="0"/>
-                <w:color w:val="64748B"/>
-                <w:sz w:val="14"/>
-              </w:rPr>
-              <w:t>Démographie</w:t>
-            </w:r>
-          </w:p>
-        </w:tc>
-        <w:tc>
-          <w:tcPr>
-            <w:tcW w:type="dxa" w:w="1531"/>
-          </w:tcPr>
-          <w:p>
-            <w:r>
-              <w:rPr>
-                <w:b/>
-                <w:i w:val="0"/>
-                <w:color w:val="16A34A"/>
-                <w:sz w:val="16"/>
-              </w:rPr>
-              <w:t>—</w:t>
-            </w:r>
-          </w:p>
-        </w:tc>
-        <w:tc>
-          <w:tcPr>
-            <w:tcW w:type="dxa" w:w="1191"/>
-          </w:tcPr>
-          <w:p>
-            <w:r>
-              <w:rPr>
-                <w:b w:val="0"/>
-                <w:i w:val="0"/>
-                <w:color w:val="64748B"/>
-                <w:sz w:val="16"/>
-              </w:rPr>
-              <w:t>GT-CQ</w:t>
-            </w:r>
-          </w:p>
-        </w:tc>
-        <w:tc>
-          <w:tcPr>
-            <w:tcW w:type="dxa" w:w="4706"/>
-          </w:tcPr>
-          <w:p>
-            <w:r>
-              <w:rPr>
-                <w:b w:val="0"/>
-                <w:i w:val="0"/>
-                <w:sz w:val="17"/>
-              </w:rPr>
-              <w:t>Prière de verifier l'information donnée par Makodou fall ou corriger au niveau de la section 1.</w:t>
-            </w:r>
-          </w:p>
-        </w:tc>
-      </w:tr>
-      <w:tr>
-        <w:tc>
-          <w:tcPr>
-            <w:tcW w:type="dxa" w:w="964"/>
-          </w:tcPr>
-          <w:p>
-            <w:r>
-              <w:rPr>
-                <w:b/>
-                <w:i w:val="0"/>
-                <w:color w:val="EA580C"/>
-                <w:sz w:val="16"/>
-              </w:rPr>
-              <w:t>Moyenne</w:t>
-            </w:r>
-          </w:p>
-        </w:tc>
-        <w:tc>
-          <w:tcPr>
-            <w:tcW w:type="dxa" w:w="1247"/>
-          </w:tcPr>
-          <w:p>
-            <w:r>
-              <w:rPr>
-                <w:b/>
-                <w:i w:val="0"/>
-                <w:sz w:val="16"/>
-              </w:rPr>
-              <w:t>S01</w:t>
-              <w:br/>
-            </w:r>
-            <w:r>
-              <w:rPr>
-                <w:b w:val="0"/>
-                <w:i w:val="0"/>
-                <w:color w:val="64748B"/>
-                <w:sz w:val="14"/>
-              </w:rPr>
-              <w:t>Démographie</w:t>
-            </w:r>
-          </w:p>
-        </w:tc>
-        <w:tc>
-          <w:tcPr>
-            <w:tcW w:type="dxa" w:w="1531"/>
-          </w:tcPr>
-          <w:p>
-            <w:r>
-              <w:rPr>
-                <w:b/>
-                <w:i w:val="0"/>
-                <w:color w:val="16A34A"/>
-                <w:sz w:val="16"/>
-              </w:rPr>
-              <w:t>—</w:t>
-            </w:r>
-          </w:p>
-        </w:tc>
-        <w:tc>
-          <w:tcPr>
-            <w:tcW w:type="dxa" w:w="1191"/>
-          </w:tcPr>
-          <w:p>
-            <w:r>
-              <w:rPr>
-                <w:b w:val="0"/>
-                <w:i w:val="0"/>
-                <w:color w:val="64748B"/>
-                <w:sz w:val="16"/>
-              </w:rPr>
-              <w:t>GT-CQ</w:t>
-            </w:r>
-          </w:p>
-        </w:tc>
-        <w:tc>
-          <w:tcPr>
-            <w:tcW w:type="dxa" w:w="4706"/>
-          </w:tcPr>
-          <w:p>
-            <w:r>
-              <w:rPr>
-                <w:b w:val="0"/>
-                <w:i w:val="0"/>
-                <w:sz w:val="17"/>
-              </w:rPr>
-              <w:t>Prière de verifier l'information donnée par Mariama fall ou corriger au niveau de la section 1.</w:t>
-            </w:r>
-          </w:p>
-        </w:tc>
-      </w:tr>
-      <w:tr>
-        <w:tc>
-          <w:tcPr>
-            <w:tcW w:type="dxa" w:w="964"/>
-          </w:tcPr>
-          <w:p>
-            <w:r>
-              <w:rPr>
-                <w:b/>
-                <w:i w:val="0"/>
-                <w:color w:val="EA580C"/>
-                <w:sz w:val="16"/>
-              </w:rPr>
-              <w:t>Moyenne</w:t>
-            </w:r>
-          </w:p>
-        </w:tc>
-        <w:tc>
-          <w:tcPr>
-            <w:tcW w:type="dxa" w:w="1247"/>
-          </w:tcPr>
-          <w:p>
-            <w:r>
-              <w:rPr>
-                <w:b/>
-                <w:i w:val="0"/>
-                <w:sz w:val="16"/>
-              </w:rPr>
-              <w:t>S01</w:t>
-              <w:br/>
-            </w:r>
-            <w:r>
-              <w:rPr>
-                <w:b w:val="0"/>
-                <w:i w:val="0"/>
-                <w:color w:val="64748B"/>
-                <w:sz w:val="14"/>
-              </w:rPr>
-              <w:t>Démographie</w:t>
-            </w:r>
-          </w:p>
-        </w:tc>
-        <w:tc>
-          <w:tcPr>
-            <w:tcW w:type="dxa" w:w="1531"/>
-          </w:tcPr>
-          <w:p>
-            <w:r>
-              <w:rPr>
-                <w:b/>
-                <w:i w:val="0"/>
-                <w:color w:val="16A34A"/>
-                <w:sz w:val="16"/>
-              </w:rPr>
-              <w:t>—</w:t>
-            </w:r>
-          </w:p>
-        </w:tc>
-        <w:tc>
-          <w:tcPr>
-            <w:tcW w:type="dxa" w:w="1191"/>
-          </w:tcPr>
-          <w:p>
-            <w:r>
-              <w:rPr>
-                <w:b w:val="0"/>
-                <w:i w:val="0"/>
-                <w:color w:val="64748B"/>
-                <w:sz w:val="16"/>
-              </w:rPr>
-              <w:t>GT-CQ</w:t>
-            </w:r>
-          </w:p>
-        </w:tc>
-        <w:tc>
-          <w:tcPr>
-            <w:tcW w:type="dxa" w:w="4706"/>
-          </w:tcPr>
-          <w:p>
-            <w:r>
-              <w:rPr>
-                <w:b w:val="0"/>
-                <w:i w:val="0"/>
-                <w:sz w:val="17"/>
-              </w:rPr>
-              <w:t>Prière de verifier l'information donnée par Thierno bassirou fall ou corriger au niveau de la section 1.</w:t>
-            </w:r>
-          </w:p>
-        </w:tc>
-      </w:tr>
-      <w:tr>
-        <w:tc>
-          <w:tcPr>
-            <w:tcW w:type="dxa" w:w="964"/>
-          </w:tcPr>
-          <w:p>
-            <w:r>
-              <w:rPr>
-                <w:b/>
-                <w:i w:val="0"/>
-                <w:color w:val="EA580C"/>
-                <w:sz w:val="16"/>
-              </w:rPr>
-              <w:t>Moyenne</w:t>
-            </w:r>
-          </w:p>
-        </w:tc>
-        <w:tc>
-          <w:tcPr>
-            <w:tcW w:type="dxa" w:w="1247"/>
-          </w:tcPr>
-          <w:p>
-            <w:r>
-              <w:rPr>
-                <w:b/>
-                <w:i w:val="0"/>
-                <w:sz w:val="16"/>
-              </w:rPr>
-              <w:t>S01</w:t>
-              <w:br/>
-            </w:r>
-            <w:r>
-              <w:rPr>
-                <w:b w:val="0"/>
-                <w:i w:val="0"/>
-                <w:color w:val="64748B"/>
-                <w:sz w:val="14"/>
-              </w:rPr>
-              <w:t>Démographie</w:t>
-            </w:r>
-          </w:p>
-        </w:tc>
-        <w:tc>
-          <w:tcPr>
-            <w:tcW w:type="dxa" w:w="1531"/>
-          </w:tcPr>
-          <w:p>
-            <w:r>
-              <w:rPr>
-                <w:b/>
-                <w:i w:val="0"/>
-                <w:color w:val="16A34A"/>
-                <w:sz w:val="16"/>
-              </w:rPr>
-              <w:t>—</w:t>
-            </w:r>
-          </w:p>
-        </w:tc>
-        <w:tc>
-          <w:tcPr>
-            <w:tcW w:type="dxa" w:w="1191"/>
-          </w:tcPr>
-          <w:p>
-            <w:r>
-              <w:rPr>
-                <w:b w:val="0"/>
-                <w:i w:val="0"/>
-                <w:color w:val="64748B"/>
-                <w:sz w:val="16"/>
-              </w:rPr>
-              <w:t>GT-CQ</w:t>
-            </w:r>
-          </w:p>
-        </w:tc>
-        <w:tc>
-          <w:tcPr>
-            <w:tcW w:type="dxa" w:w="4706"/>
-          </w:tcPr>
-          <w:p>
-            <w:r>
-              <w:rPr>
-                <w:b w:val="0"/>
-                <w:i w:val="0"/>
-                <w:sz w:val="17"/>
-              </w:rPr>
-              <w:t>Prière de verifier l'information donnée par Yaya fall ou corriger au niveau de la section 1.</w:t>
-            </w:r>
-          </w:p>
-        </w:tc>
-      </w:tr>
-      <w:tr>
-        <w:tc>
-          <w:tcPr>
-            <w:tcW w:type="dxa" w:w="964"/>
-          </w:tcPr>
-          <w:p>
-            <w:r>
-              <w:rPr>
-                <w:b/>
-                <w:i w:val="0"/>
-                <w:color w:val="EA580C"/>
-                <w:sz w:val="16"/>
-              </w:rPr>
-              <w:t>Moyenne</w:t>
-            </w:r>
-          </w:p>
-        </w:tc>
-        <w:tc>
-          <w:tcPr>
-            <w:tcW w:type="dxa" w:w="1247"/>
-          </w:tcPr>
-          <w:p>
-            <w:r>
-              <w:rPr>
-                <w:b/>
-                <w:i w:val="0"/>
-                <w:sz w:val="16"/>
-              </w:rPr>
-              <w:t>S01</w:t>
-              <w:br/>
-            </w:r>
-            <w:r>
-              <w:rPr>
-                <w:b w:val="0"/>
-                <w:i w:val="0"/>
-                <w:color w:val="64748B"/>
-                <w:sz w:val="14"/>
-              </w:rPr>
-              <w:t>Démographie</w:t>
-            </w:r>
-          </w:p>
-        </w:tc>
-        <w:tc>
-          <w:tcPr>
-            <w:tcW w:type="dxa" w:w="1531"/>
-          </w:tcPr>
-          <w:p>
-            <w:r>
-              <w:rPr>
-                <w:b/>
-                <w:i w:val="0"/>
-                <w:color w:val="16A34A"/>
-                <w:sz w:val="16"/>
-              </w:rPr>
-              <w:t>—</w:t>
-            </w:r>
-          </w:p>
-        </w:tc>
-        <w:tc>
-          <w:tcPr>
-            <w:tcW w:type="dxa" w:w="1191"/>
-          </w:tcPr>
-          <w:p>
-            <w:r>
-              <w:rPr>
-                <w:b w:val="0"/>
-                <w:i w:val="0"/>
-                <w:color w:val="64748B"/>
-                <w:sz w:val="16"/>
-              </w:rPr>
-              <w:t>GT-CQ</w:t>
-            </w:r>
-          </w:p>
-        </w:tc>
-        <w:tc>
-          <w:tcPr>
-            <w:tcW w:type="dxa" w:w="4706"/>
-          </w:tcPr>
-          <w:p>
-            <w:r>
-              <w:rPr>
-                <w:b w:val="0"/>
-                <w:i w:val="0"/>
-                <w:sz w:val="17"/>
-              </w:rPr>
-              <w:t>Prière de verifier l'information donnée par kadiatou fall ou corriger au niveau de la section 1.</w:t>
-            </w:r>
-          </w:p>
-        </w:tc>
-      </w:tr>
-      <w:tr>
-        <w:tc>
-          <w:tcPr>
-            <w:tcW w:type="dxa" w:w="964"/>
-          </w:tcPr>
-          <w:p>
-            <w:r>
-              <w:rPr>
-                <w:b/>
-                <w:i w:val="0"/>
-                <w:color w:val="EA580C"/>
-                <w:sz w:val="16"/>
-              </w:rPr>
-              <w:t>Moyenne</w:t>
-            </w:r>
-          </w:p>
-        </w:tc>
-        <w:tc>
-          <w:tcPr>
-            <w:tcW w:type="dxa" w:w="1247"/>
-          </w:tcPr>
-          <w:p>
-            <w:r>
-              <w:rPr>
-                <w:b/>
-                <w:i w:val="0"/>
-                <w:sz w:val="16"/>
-              </w:rPr>
-              <w:t>S01</w:t>
-              <w:br/>
-            </w:r>
-            <w:r>
-              <w:rPr>
-                <w:b w:val="0"/>
-                <w:i w:val="0"/>
-                <w:color w:val="64748B"/>
-                <w:sz w:val="14"/>
-              </w:rPr>
-              <w:t>Démographie</w:t>
-            </w:r>
-          </w:p>
-        </w:tc>
-        <w:tc>
-          <w:tcPr>
-            <w:tcW w:type="dxa" w:w="1531"/>
-          </w:tcPr>
-          <w:p>
-            <w:r>
-              <w:rPr>
-                <w:b/>
-                <w:i w:val="0"/>
-                <w:color w:val="16A34A"/>
-                <w:sz w:val="16"/>
-              </w:rPr>
-              <w:t>—</w:t>
-            </w:r>
-          </w:p>
-        </w:tc>
-        <w:tc>
-          <w:tcPr>
-            <w:tcW w:type="dxa" w:w="1191"/>
-          </w:tcPr>
-          <w:p>
-            <w:r>
-              <w:rPr>
-                <w:b w:val="0"/>
-                <w:i w:val="0"/>
-                <w:color w:val="64748B"/>
-                <w:sz w:val="16"/>
-              </w:rPr>
-              <w:t>GT-CQ</w:t>
-            </w:r>
-          </w:p>
-        </w:tc>
-        <w:tc>
-          <w:tcPr>
-            <w:tcW w:type="dxa" w:w="4706"/>
-          </w:tcPr>
-          <w:p>
-            <w:r>
-              <w:rPr>
-                <w:b w:val="0"/>
-                <w:i w:val="0"/>
-                <w:sz w:val="17"/>
-              </w:rPr>
-              <w:t>Prière de verifier l'information donnée par kady fall ou corriger au niveau de la section 1.</w:t>
-            </w:r>
-          </w:p>
-        </w:tc>
-      </w:tr>
-      <w:tr>
-        <w:tc>
-          <w:tcPr>
-            <w:tcW w:type="dxa" w:w="964"/>
-          </w:tcPr>
-          <w:p>
-            <w:r>
-              <w:rPr>
-                <w:b/>
-                <w:i w:val="0"/>
-                <w:color w:val="EA580C"/>
-                <w:sz w:val="16"/>
-              </w:rPr>
-              <w:t>Moyenne</w:t>
-            </w:r>
-          </w:p>
-        </w:tc>
-        <w:tc>
-          <w:tcPr>
-            <w:tcW w:type="dxa" w:w="1247"/>
-          </w:tcPr>
-          <w:p>
-            <w:r>
-              <w:rPr>
-                <w:b/>
-                <w:i w:val="0"/>
-                <w:sz w:val="16"/>
-              </w:rPr>
-              <w:t>S02</w:t>
-              <w:br/>
-            </w:r>
-            <w:r>
-              <w:rPr>
-                <w:b w:val="0"/>
-                <w:i w:val="0"/>
-                <w:color w:val="64748B"/>
-                <w:sz w:val="14"/>
-              </w:rPr>
-              <w:t>Éducation</w:t>
-            </w:r>
-          </w:p>
-        </w:tc>
-        <w:tc>
-          <w:tcPr>
-            <w:tcW w:type="dxa" w:w="1531"/>
-          </w:tcPr>
-          <w:p>
-            <w:r>
-              <w:rPr>
-                <w:b/>
-                <w:i w:val="0"/>
-                <w:color w:val="16A34A"/>
-                <w:sz w:val="16"/>
-              </w:rPr>
-              <w:t>—</w:t>
-            </w:r>
-          </w:p>
-        </w:tc>
-        <w:tc>
-          <w:tcPr>
-            <w:tcW w:type="dxa" w:w="1191"/>
-          </w:tcPr>
-          <w:p>
-            <w:r>
-              <w:rPr>
-                <w:b w:val="0"/>
-                <w:i w:val="0"/>
-                <w:color w:val="64748B"/>
-                <w:sz w:val="16"/>
-              </w:rPr>
-              <w:t>GT-CQ</w:t>
-            </w:r>
-          </w:p>
-        </w:tc>
-        <w:tc>
-          <w:tcPr>
-            <w:tcW w:type="dxa" w:w="4706"/>
-          </w:tcPr>
-          <w:p>
-            <w:r>
-              <w:rPr>
-                <w:b w:val="0"/>
-                <w:i w:val="0"/>
-                <w:sz w:val="17"/>
-              </w:rPr>
-              <w:t>veuillez, s'il vous plait, confirmer les frais de scolarité ( 1000 FCFA) payée de Elhadji lamine fall avec le QG ou apporter les corrections nécessaires.</w:t>
-            </w:r>
-          </w:p>
-        </w:tc>
-      </w:tr>
-      <w:tr>
-        <w:tc>
-          <w:tcPr>
-            <w:tcW w:type="dxa" w:w="964"/>
-          </w:tcPr>
-          <w:p>
-            <w:r>
-              <w:rPr>
-                <w:b/>
-                <w:i w:val="0"/>
-                <w:color w:val="EA580C"/>
-                <w:sz w:val="16"/>
-              </w:rPr>
-              <w:t>Moyenne</w:t>
-            </w:r>
-          </w:p>
-        </w:tc>
-        <w:tc>
-          <w:tcPr>
-            <w:tcW w:type="dxa" w:w="1247"/>
-          </w:tcPr>
-          <w:p>
-            <w:r>
-              <w:rPr>
-                <w:b/>
-                <w:i w:val="0"/>
-                <w:sz w:val="16"/>
-              </w:rPr>
-              <w:t>S02</w:t>
-              <w:br/>
-            </w:r>
-            <w:r>
-              <w:rPr>
-                <w:b w:val="0"/>
-                <w:i w:val="0"/>
-                <w:color w:val="64748B"/>
-                <w:sz w:val="14"/>
-              </w:rPr>
-              <w:t>Éducation</w:t>
-            </w:r>
-          </w:p>
-        </w:tc>
-        <w:tc>
-          <w:tcPr>
-            <w:tcW w:type="dxa" w:w="1531"/>
-          </w:tcPr>
-          <w:p>
-            <w:r>
-              <w:rPr>
-                <w:b/>
-                <w:i w:val="0"/>
-                <w:color w:val="16A34A"/>
-                <w:sz w:val="16"/>
-              </w:rPr>
-              <w:t>—</w:t>
-            </w:r>
-          </w:p>
-        </w:tc>
-        <w:tc>
-          <w:tcPr>
-            <w:tcW w:type="dxa" w:w="1191"/>
-          </w:tcPr>
-          <w:p>
-            <w:r>
-              <w:rPr>
-                <w:b w:val="0"/>
-                <w:i w:val="0"/>
-                <w:color w:val="64748B"/>
-                <w:sz w:val="16"/>
-              </w:rPr>
-              <w:t>GT-CQ</w:t>
-            </w:r>
-          </w:p>
-        </w:tc>
-        <w:tc>
-          <w:tcPr>
-            <w:tcW w:type="dxa" w:w="4706"/>
-          </w:tcPr>
-          <w:p>
-            <w:r>
-              <w:rPr>
-                <w:b w:val="0"/>
-                <w:i w:val="0"/>
-                <w:sz w:val="17"/>
-              </w:rPr>
-              <w:t>Le montant des frais de cantines ou de restauration (500 FCFA) pour l'année scolaire de Elhadji lamine fall qui fréquente 1ére année de Primaire  semble faible.</w:t>
-            </w:r>
-          </w:p>
-        </w:tc>
-      </w:tr>
-      <w:tr>
-        <w:tc>
-          <w:tcPr>
-            <w:tcW w:type="dxa" w:w="964"/>
-          </w:tcPr>
-          <w:p>
-            <w:r>
-              <w:rPr>
-                <w:b/>
-                <w:i w:val="0"/>
-                <w:color w:val="EA580C"/>
-                <w:sz w:val="16"/>
-              </w:rPr>
-              <w:t>Moyenne</w:t>
-            </w:r>
-          </w:p>
-        </w:tc>
-        <w:tc>
-          <w:tcPr>
-            <w:tcW w:type="dxa" w:w="1247"/>
-          </w:tcPr>
-          <w:p>
-            <w:r>
-              <w:rPr>
-                <w:b/>
-                <w:i w:val="0"/>
-                <w:sz w:val="16"/>
-              </w:rPr>
-              <w:t>S02</w:t>
-              <w:br/>
-            </w:r>
-            <w:r>
-              <w:rPr>
-                <w:b w:val="0"/>
-                <w:i w:val="0"/>
-                <w:color w:val="64748B"/>
-                <w:sz w:val="14"/>
-              </w:rPr>
-              <w:t>Éducation</w:t>
-            </w:r>
-          </w:p>
-        </w:tc>
-        <w:tc>
-          <w:tcPr>
-            <w:tcW w:type="dxa" w:w="1531"/>
-          </w:tcPr>
-          <w:p>
-            <w:r>
-              <w:rPr>
-                <w:b/>
-                <w:i w:val="0"/>
-                <w:color w:val="16A34A"/>
-                <w:sz w:val="16"/>
-              </w:rPr>
-              <w:t>—</w:t>
-            </w:r>
-          </w:p>
-        </w:tc>
-        <w:tc>
-          <w:tcPr>
-            <w:tcW w:type="dxa" w:w="1191"/>
-          </w:tcPr>
-          <w:p>
-            <w:r>
-              <w:rPr>
-                <w:b w:val="0"/>
-                <w:i w:val="0"/>
-                <w:color w:val="64748B"/>
-                <w:sz w:val="16"/>
-              </w:rPr>
-              <w:t>GT-CQ</w:t>
-            </w:r>
-          </w:p>
-        </w:tc>
-        <w:tc>
-          <w:tcPr>
-            <w:tcW w:type="dxa" w:w="4706"/>
-          </w:tcPr>
-          <w:p>
-            <w:r>
-              <w:rPr>
-                <w:b w:val="0"/>
-                <w:i w:val="0"/>
-                <w:sz w:val="17"/>
-              </w:rPr>
-              <w:t>Veuillez, s'il vous plait, confirmer ces informations avec le QG ou apporter les corrections nécessaires.</w:t>
-            </w:r>
-          </w:p>
-        </w:tc>
-      </w:tr>
-      <w:tr>
-        <w:tc>
-          <w:tcPr>
-            <w:tcW w:type="dxa" w:w="964"/>
-          </w:tcPr>
-          <w:p>
-            <w:r>
-              <w:rPr>
-                <w:b/>
-                <w:i w:val="0"/>
-                <w:color w:val="EA580C"/>
-                <w:sz w:val="16"/>
-              </w:rPr>
-              <w:t>Moyenne</w:t>
-            </w:r>
-          </w:p>
-        </w:tc>
-        <w:tc>
-          <w:tcPr>
-            <w:tcW w:type="dxa" w:w="1247"/>
-          </w:tcPr>
-          <w:p>
-            <w:r>
-              <w:rPr>
-                <w:b/>
-                <w:i w:val="0"/>
-                <w:sz w:val="16"/>
-              </w:rPr>
-              <w:t>S02</w:t>
-              <w:br/>
-            </w:r>
-            <w:r>
-              <w:rPr>
-                <w:b w:val="0"/>
-                <w:i w:val="0"/>
-                <w:color w:val="64748B"/>
-                <w:sz w:val="14"/>
-              </w:rPr>
-              <w:t>Éducation</w:t>
-            </w:r>
-          </w:p>
-        </w:tc>
-        <w:tc>
-          <w:tcPr>
-            <w:tcW w:type="dxa" w:w="1531"/>
-          </w:tcPr>
-          <w:p>
-            <w:r>
-              <w:rPr>
-                <w:b/>
-                <w:i w:val="0"/>
-                <w:color w:val="16A34A"/>
-                <w:sz w:val="16"/>
-              </w:rPr>
-              <w:t>—</w:t>
-            </w:r>
-          </w:p>
-        </w:tc>
-        <w:tc>
-          <w:tcPr>
-            <w:tcW w:type="dxa" w:w="1191"/>
-          </w:tcPr>
-          <w:p>
-            <w:r>
-              <w:rPr>
-                <w:b w:val="0"/>
-                <w:i w:val="0"/>
-                <w:color w:val="64748B"/>
-                <w:sz w:val="16"/>
-              </w:rPr>
-              <w:t>GT-CQ</w:t>
-            </w:r>
-          </w:p>
-        </w:tc>
-        <w:tc>
-          <w:tcPr>
-            <w:tcW w:type="dxa" w:w="4706"/>
-          </w:tcPr>
-          <w:p>
-            <w:r>
-              <w:rPr>
-                <w:b w:val="0"/>
-                <w:i w:val="0"/>
-                <w:sz w:val="17"/>
-              </w:rPr>
-              <w:t>veuillez, s'il vous plait, confirmer les frais de scolarité ( 1000 FCFA) payée de Hamadou 2 fall avec le QG ou apporter les corrections nécessaires.</w:t>
-            </w:r>
-          </w:p>
-        </w:tc>
-      </w:tr>
-      <w:tr>
-        <w:tc>
-          <w:tcPr>
-            <w:tcW w:type="dxa" w:w="964"/>
-          </w:tcPr>
-          <w:p>
-            <w:r>
-              <w:rPr>
-                <w:b/>
-                <w:i w:val="0"/>
-                <w:color w:val="EA580C"/>
-                <w:sz w:val="16"/>
-              </w:rPr>
-              <w:t>Moyenne</w:t>
-            </w:r>
-          </w:p>
-        </w:tc>
-        <w:tc>
-          <w:tcPr>
-            <w:tcW w:type="dxa" w:w="1247"/>
-          </w:tcPr>
-          <w:p>
-            <w:r>
-              <w:rPr>
-                <w:b/>
-                <w:i w:val="0"/>
-                <w:sz w:val="16"/>
-              </w:rPr>
-              <w:t>S02</w:t>
-              <w:br/>
-            </w:r>
-            <w:r>
-              <w:rPr>
-                <w:b w:val="0"/>
-                <w:i w:val="0"/>
-                <w:color w:val="64748B"/>
-                <w:sz w:val="14"/>
-              </w:rPr>
-              <w:t>Éducation</w:t>
-            </w:r>
-          </w:p>
-        </w:tc>
-        <w:tc>
-          <w:tcPr>
-            <w:tcW w:type="dxa" w:w="1531"/>
-          </w:tcPr>
-          <w:p>
-            <w:r>
-              <w:rPr>
-                <w:b/>
-                <w:i w:val="0"/>
-                <w:color w:val="16A34A"/>
-                <w:sz w:val="16"/>
-              </w:rPr>
-              <w:t>—</w:t>
-            </w:r>
-          </w:p>
-        </w:tc>
-        <w:tc>
-          <w:tcPr>
-            <w:tcW w:type="dxa" w:w="1191"/>
-          </w:tcPr>
-          <w:p>
-            <w:r>
-              <w:rPr>
-                <w:b w:val="0"/>
-                <w:i w:val="0"/>
-                <w:color w:val="64748B"/>
-                <w:sz w:val="16"/>
-              </w:rPr>
-              <w:t>GT-CQ</w:t>
-            </w:r>
-          </w:p>
-        </w:tc>
-        <w:tc>
-          <w:tcPr>
-            <w:tcW w:type="dxa" w:w="4706"/>
-          </w:tcPr>
-          <w:p>
-            <w:r>
-              <w:rPr>
-                <w:b w:val="0"/>
-                <w:i w:val="0"/>
-                <w:sz w:val="17"/>
-              </w:rPr>
-              <w:t>Le montant des frais de cantines ou de restauration (500 FCFA) pour l'année scolaire de Hamadou 2 fall qui fréquente 1ére année de Maternelle  semble faible.</w:t>
-            </w:r>
-          </w:p>
-        </w:tc>
-      </w:tr>
-      <w:tr>
-        <w:tc>
-          <w:tcPr>
-            <w:tcW w:type="dxa" w:w="964"/>
-          </w:tcPr>
-          <w:p>
-            <w:r>
-              <w:rPr>
-                <w:b/>
-                <w:i w:val="0"/>
-                <w:color w:val="EA580C"/>
-                <w:sz w:val="16"/>
-              </w:rPr>
-              <w:t>Moyenne</w:t>
-            </w:r>
-          </w:p>
-        </w:tc>
-        <w:tc>
-          <w:tcPr>
-            <w:tcW w:type="dxa" w:w="1247"/>
-          </w:tcPr>
-          <w:p>
-            <w:r>
-              <w:rPr>
-                <w:b/>
-                <w:i w:val="0"/>
-                <w:sz w:val="16"/>
-              </w:rPr>
-              <w:t>S02</w:t>
-              <w:br/>
-            </w:r>
-            <w:r>
-              <w:rPr>
-                <w:b w:val="0"/>
-                <w:i w:val="0"/>
-                <w:color w:val="64748B"/>
-                <w:sz w:val="14"/>
-              </w:rPr>
-              <w:t>Éducation</w:t>
-            </w:r>
-          </w:p>
-        </w:tc>
-        <w:tc>
-          <w:tcPr>
-            <w:tcW w:type="dxa" w:w="1531"/>
-          </w:tcPr>
-          <w:p>
-            <w:r>
-              <w:rPr>
-                <w:b/>
-                <w:i w:val="0"/>
-                <w:color w:val="16A34A"/>
-                <w:sz w:val="16"/>
-              </w:rPr>
-              <w:t>—</w:t>
-            </w:r>
-          </w:p>
-        </w:tc>
-        <w:tc>
-          <w:tcPr>
-            <w:tcW w:type="dxa" w:w="1191"/>
-          </w:tcPr>
-          <w:p>
-            <w:r>
-              <w:rPr>
-                <w:b w:val="0"/>
-                <w:i w:val="0"/>
-                <w:color w:val="64748B"/>
-                <w:sz w:val="16"/>
-              </w:rPr>
-              <w:t>GT-CQ</w:t>
-            </w:r>
-          </w:p>
-        </w:tc>
-        <w:tc>
-          <w:tcPr>
-            <w:tcW w:type="dxa" w:w="4706"/>
-          </w:tcPr>
-          <w:p>
-            <w:r>
-              <w:rPr>
-                <w:b w:val="0"/>
-                <w:i w:val="0"/>
-                <w:sz w:val="17"/>
-              </w:rPr>
-              <w:t>veuillez, s'il vous plait, confirmer les frais de scolarité ( 1000 FCFA) payée de Makodou fall avec le QG ou apporter les corrections nécessaires.</w:t>
-            </w:r>
-          </w:p>
-        </w:tc>
-      </w:tr>
-      <w:tr>
-        <w:tc>
-          <w:tcPr>
-            <w:tcW w:type="dxa" w:w="964"/>
-          </w:tcPr>
-          <w:p>
-            <w:r>
-              <w:rPr>
-                <w:b/>
-                <w:i w:val="0"/>
-                <w:color w:val="EA580C"/>
-                <w:sz w:val="16"/>
-              </w:rPr>
-              <w:t>Moyenne</w:t>
-            </w:r>
-          </w:p>
-        </w:tc>
-        <w:tc>
-          <w:tcPr>
-            <w:tcW w:type="dxa" w:w="1247"/>
-          </w:tcPr>
-          <w:p>
-            <w:r>
-              <w:rPr>
-                <w:b/>
-                <w:i w:val="0"/>
-                <w:sz w:val="16"/>
-              </w:rPr>
-              <w:t>S02</w:t>
-              <w:br/>
-            </w:r>
-            <w:r>
-              <w:rPr>
-                <w:b w:val="0"/>
-                <w:i w:val="0"/>
-                <w:color w:val="64748B"/>
-                <w:sz w:val="14"/>
-              </w:rPr>
-              <w:t>Éducation</w:t>
-            </w:r>
-          </w:p>
-        </w:tc>
-        <w:tc>
-          <w:tcPr>
-            <w:tcW w:type="dxa" w:w="1531"/>
-          </w:tcPr>
-          <w:p>
-            <w:r>
-              <w:rPr>
-                <w:b/>
-                <w:i w:val="0"/>
-                <w:color w:val="16A34A"/>
-                <w:sz w:val="16"/>
-              </w:rPr>
-              <w:t>—</w:t>
-            </w:r>
-          </w:p>
-        </w:tc>
-        <w:tc>
-          <w:tcPr>
-            <w:tcW w:type="dxa" w:w="1191"/>
-          </w:tcPr>
-          <w:p>
-            <w:r>
-              <w:rPr>
-                <w:b w:val="0"/>
-                <w:i w:val="0"/>
-                <w:color w:val="64748B"/>
-                <w:sz w:val="16"/>
-              </w:rPr>
-              <w:t>GT-CQ</w:t>
-            </w:r>
-          </w:p>
-        </w:tc>
-        <w:tc>
-          <w:tcPr>
-            <w:tcW w:type="dxa" w:w="4706"/>
-          </w:tcPr>
-          <w:p>
-            <w:r>
-              <w:rPr>
-                <w:b w:val="0"/>
-                <w:i w:val="0"/>
-                <w:sz w:val="17"/>
-              </w:rPr>
-              <w:t>veuillez, s'il vous plait, confirmer les frais de scolarité ( 1000 FCFA) payée de Yaya fall avec le QG ou apporter les corrections nécessaires.</w:t>
-            </w:r>
-          </w:p>
-        </w:tc>
-      </w:tr>
-      <w:tr>
-        <w:tc>
-          <w:tcPr>
-            <w:tcW w:type="dxa" w:w="964"/>
-          </w:tcPr>
-          <w:p>
-            <w:r>
-              <w:rPr>
-                <w:b/>
-                <w:i w:val="0"/>
-                <w:color w:val="EA580C"/>
-                <w:sz w:val="16"/>
-              </w:rPr>
-              <w:t>Moyenne</w:t>
-            </w:r>
-          </w:p>
-        </w:tc>
-        <w:tc>
-          <w:tcPr>
-            <w:tcW w:type="dxa" w:w="1247"/>
-          </w:tcPr>
-          <w:p>
-            <w:r>
-              <w:rPr>
-                <w:b/>
-                <w:i w:val="0"/>
-                <w:sz w:val="16"/>
-              </w:rPr>
-              <w:t>S02</w:t>
-              <w:br/>
-            </w:r>
-            <w:r>
-              <w:rPr>
-                <w:b w:val="0"/>
-                <w:i w:val="0"/>
-                <w:color w:val="64748B"/>
-                <w:sz w:val="14"/>
-              </w:rPr>
-              <w:t>Éducation</w:t>
-            </w:r>
-          </w:p>
-        </w:tc>
-        <w:tc>
-          <w:tcPr>
-            <w:tcW w:type="dxa" w:w="1531"/>
-          </w:tcPr>
-          <w:p>
-            <w:r>
-              <w:rPr>
-                <w:b/>
-                <w:i w:val="0"/>
-                <w:color w:val="16A34A"/>
-                <w:sz w:val="16"/>
-              </w:rPr>
-              <w:t>—</w:t>
-            </w:r>
-          </w:p>
-        </w:tc>
-        <w:tc>
-          <w:tcPr>
-            <w:tcW w:type="dxa" w:w="1191"/>
-          </w:tcPr>
-          <w:p>
-            <w:r>
-              <w:rPr>
-                <w:b w:val="0"/>
-                <w:i w:val="0"/>
-                <w:color w:val="64748B"/>
-                <w:sz w:val="16"/>
-              </w:rPr>
-              <w:t>GT-CQ</w:t>
-            </w:r>
-          </w:p>
-        </w:tc>
-        <w:tc>
-          <w:tcPr>
-            <w:tcW w:type="dxa" w:w="4706"/>
-          </w:tcPr>
-          <w:p>
-            <w:r>
-              <w:rPr>
-                <w:b w:val="0"/>
-                <w:i w:val="0"/>
-                <w:sz w:val="17"/>
-              </w:rPr>
-              <w:t>Le montant des frais de cantines ou de restauration (500 FCFA) pour l'année scolaire de Yaya fall qui fréquente 1ére année de Maternelle  semble faible.</w:t>
-            </w:r>
-          </w:p>
-        </w:tc>
-      </w:tr>
-      <w:tr>
-        <w:tc>
-          <w:tcPr>
-            <w:tcW w:type="dxa" w:w="964"/>
-          </w:tcPr>
-          <w:p>
-            <w:r>
-              <w:rPr>
-                <w:b/>
-                <w:i w:val="0"/>
-                <w:color w:val="EA580C"/>
-                <w:sz w:val="16"/>
-              </w:rPr>
-              <w:t>Moyenne</w:t>
-            </w:r>
-          </w:p>
-        </w:tc>
-        <w:tc>
-          <w:tcPr>
-            <w:tcW w:type="dxa" w:w="1247"/>
-          </w:tcPr>
-          <w:p>
-            <w:r>
-              <w:rPr>
-                <w:b/>
-                <w:i w:val="0"/>
-                <w:sz w:val="16"/>
-              </w:rPr>
-              <w:t>S02</w:t>
-              <w:br/>
-            </w:r>
-            <w:r>
-              <w:rPr>
-                <w:b w:val="0"/>
-                <w:i w:val="0"/>
-                <w:color w:val="64748B"/>
-                <w:sz w:val="14"/>
-              </w:rPr>
-              <w:t>Éducation</w:t>
-            </w:r>
-          </w:p>
-        </w:tc>
-        <w:tc>
-          <w:tcPr>
-            <w:tcW w:type="dxa" w:w="1531"/>
-          </w:tcPr>
-          <w:p>
-            <w:r>
-              <w:rPr>
-                <w:b/>
-                <w:i w:val="0"/>
-                <w:color w:val="16A34A"/>
-                <w:sz w:val="16"/>
-              </w:rPr>
-              <w:t>—</w:t>
-            </w:r>
-          </w:p>
-        </w:tc>
-        <w:tc>
-          <w:tcPr>
-            <w:tcW w:type="dxa" w:w="1191"/>
-          </w:tcPr>
-          <w:p>
-            <w:r>
-              <w:rPr>
-                <w:b w:val="0"/>
-                <w:i w:val="0"/>
-                <w:color w:val="64748B"/>
-                <w:sz w:val="16"/>
-              </w:rPr>
-              <w:t>GT-CQ</w:t>
-            </w:r>
-          </w:p>
-        </w:tc>
-        <w:tc>
-          <w:tcPr>
-            <w:tcW w:type="dxa" w:w="4706"/>
-          </w:tcPr>
-          <w:p>
-            <w:r>
-              <w:rPr>
-                <w:b w:val="0"/>
-                <w:i w:val="0"/>
-                <w:sz w:val="17"/>
-              </w:rPr>
-              <w:t>veuillez, s'il vous plait, confirmer les frais de scolarité ( 1000 FCFA) payée de cheikh tidiane fall avec le QG ou apporter les corrections nécessaires.</w:t>
-            </w:r>
-          </w:p>
-        </w:tc>
-      </w:tr>
-      <w:tr>
-        <w:tc>
-          <w:tcPr>
-            <w:tcW w:type="dxa" w:w="964"/>
-          </w:tcPr>
-          <w:p>
-            <w:r>
-              <w:rPr>
-                <w:b/>
-                <w:i w:val="0"/>
-                <w:color w:val="EA580C"/>
-                <w:sz w:val="16"/>
-              </w:rPr>
-              <w:t>Moyenne</w:t>
-            </w:r>
-          </w:p>
-        </w:tc>
-        <w:tc>
-          <w:tcPr>
-            <w:tcW w:type="dxa" w:w="1247"/>
-          </w:tcPr>
-          <w:p>
-            <w:r>
-              <w:rPr>
-                <w:b/>
-                <w:i w:val="0"/>
-                <w:sz w:val="16"/>
-              </w:rPr>
-              <w:t>S02</w:t>
-              <w:br/>
-            </w:r>
-            <w:r>
-              <w:rPr>
-                <w:b w:val="0"/>
-                <w:i w:val="0"/>
-                <w:color w:val="64748B"/>
-                <w:sz w:val="14"/>
-              </w:rPr>
-              <w:t>Éducation</w:t>
-            </w:r>
-          </w:p>
-        </w:tc>
-        <w:tc>
-          <w:tcPr>
-            <w:tcW w:type="dxa" w:w="1531"/>
-          </w:tcPr>
-          <w:p>
-            <w:r>
-              <w:rPr>
-                <w:b/>
-                <w:i w:val="0"/>
-                <w:color w:val="16A34A"/>
-                <w:sz w:val="16"/>
-              </w:rPr>
-              <w:t>—</w:t>
-            </w:r>
-          </w:p>
-        </w:tc>
-        <w:tc>
-          <w:tcPr>
-            <w:tcW w:type="dxa" w:w="1191"/>
-          </w:tcPr>
-          <w:p>
-            <w:r>
-              <w:rPr>
-                <w:b w:val="0"/>
-                <w:i w:val="0"/>
-                <w:color w:val="64748B"/>
-                <w:sz w:val="16"/>
-              </w:rPr>
-              <w:t>GT-CQ</w:t>
-            </w:r>
-          </w:p>
-        </w:tc>
-        <w:tc>
-          <w:tcPr>
-            <w:tcW w:type="dxa" w:w="4706"/>
-          </w:tcPr>
-          <w:p>
-            <w:r>
-              <w:rPr>
-                <w:b w:val="0"/>
-                <w:i w:val="0"/>
-                <w:sz w:val="17"/>
-              </w:rPr>
               <w:t>Le montant des frais de cantines ou de restauration (500 FCFA) pour l'année scolaire de cheikh tidiane fall qui fréquente 3ème année de Primaire  semble faible.</w:t>
-            </w:r>
-          </w:p>
-        </w:tc>
-      </w:tr>
-      <w:tr>
-        <w:tc>
-          <w:tcPr>
-            <w:tcW w:type="dxa" w:w="964"/>
-          </w:tcPr>
-          <w:p>
-            <w:r>
-              <w:rPr>
-                <w:b/>
-                <w:i w:val="0"/>
-                <w:color w:val="EA580C"/>
-                <w:sz w:val="16"/>
-              </w:rPr>
-              <w:t>Moyenne</w:t>
-            </w:r>
-          </w:p>
-        </w:tc>
-        <w:tc>
-          <w:tcPr>
-            <w:tcW w:type="dxa" w:w="1247"/>
-          </w:tcPr>
-          <w:p>
-            <w:r>
-              <w:rPr>
-                <w:b/>
-                <w:i w:val="0"/>
-                <w:sz w:val="16"/>
-              </w:rPr>
-              <w:t>S02</w:t>
-              <w:br/>
-            </w:r>
-            <w:r>
-              <w:rPr>
-                <w:b w:val="0"/>
-                <w:i w:val="0"/>
-                <w:color w:val="64748B"/>
-                <w:sz w:val="14"/>
-              </w:rPr>
-              <w:t>Éducation</w:t>
-            </w:r>
-          </w:p>
-        </w:tc>
-        <w:tc>
-          <w:tcPr>
-            <w:tcW w:type="dxa" w:w="1531"/>
-          </w:tcPr>
-          <w:p>
-            <w:r>
-              <w:rPr>
-                <w:b/>
-                <w:i w:val="0"/>
-                <w:color w:val="16A34A"/>
-                <w:sz w:val="16"/>
-              </w:rPr>
-              <w:t>—</w:t>
-            </w:r>
-          </w:p>
-        </w:tc>
-        <w:tc>
-          <w:tcPr>
-            <w:tcW w:type="dxa" w:w="1191"/>
-          </w:tcPr>
-          <w:p>
-            <w:r>
-              <w:rPr>
-                <w:b w:val="0"/>
-                <w:i w:val="0"/>
-                <w:color w:val="64748B"/>
-                <w:sz w:val="16"/>
-              </w:rPr>
-              <w:t>GT-CQ</w:t>
-            </w:r>
-          </w:p>
-        </w:tc>
-        <w:tc>
-          <w:tcPr>
-            <w:tcW w:type="dxa" w:w="4706"/>
-          </w:tcPr>
-          <w:p>
-            <w:r>
-              <w:rPr>
-                <w:b w:val="0"/>
-                <w:i w:val="0"/>
-                <w:sz w:val="17"/>
-              </w:rPr>
-              <w:t>veuillez, s'il vous plait, confirmer les frais de scolarité ( 5500 FCFA) payée de Hamadou fall avec le QG ou apporter les corrections nécessaires.</w:t>
-            </w:r>
-          </w:p>
-        </w:tc>
-      </w:tr>
-      <w:tr>
-        <w:tc>
-          <w:tcPr>
-            <w:tcW w:type="dxa" w:w="964"/>
-          </w:tcPr>
-          <w:p>
-            <w:r>
-              <w:rPr>
-                <w:b/>
-                <w:i w:val="0"/>
-                <w:color w:val="EA580C"/>
-                <w:sz w:val="16"/>
-              </w:rPr>
-              <w:t>Moyenne</w:t>
-            </w:r>
-          </w:p>
-        </w:tc>
-        <w:tc>
-          <w:tcPr>
-            <w:tcW w:type="dxa" w:w="1247"/>
-          </w:tcPr>
-          <w:p>
-            <w:r>
-              <w:rPr>
-                <w:b/>
-                <w:i w:val="0"/>
-                <w:sz w:val="16"/>
-              </w:rPr>
-              <w:t>S02</w:t>
-              <w:br/>
-            </w:r>
-            <w:r>
-              <w:rPr>
-                <w:b w:val="0"/>
-                <w:i w:val="0"/>
-                <w:color w:val="64748B"/>
-                <w:sz w:val="14"/>
-              </w:rPr>
-              <w:t>Éducation</w:t>
-            </w:r>
-          </w:p>
-        </w:tc>
-        <w:tc>
-          <w:tcPr>
-            <w:tcW w:type="dxa" w:w="1531"/>
-          </w:tcPr>
-          <w:p>
-            <w:r>
-              <w:rPr>
-                <w:b/>
-                <w:i w:val="0"/>
-                <w:color w:val="16A34A"/>
-                <w:sz w:val="16"/>
-              </w:rPr>
-              <w:t>—</w:t>
-            </w:r>
-          </w:p>
-        </w:tc>
-        <w:tc>
-          <w:tcPr>
-            <w:tcW w:type="dxa" w:w="1191"/>
-          </w:tcPr>
-          <w:p>
-            <w:r>
-              <w:rPr>
-                <w:b w:val="0"/>
-                <w:i w:val="0"/>
-                <w:color w:val="64748B"/>
-                <w:sz w:val="16"/>
-              </w:rPr>
-              <w:t>GT-CQ</w:t>
-            </w:r>
-          </w:p>
-        </w:tc>
-        <w:tc>
-          <w:tcPr>
-            <w:tcW w:type="dxa" w:w="4706"/>
-          </w:tcPr>
-          <w:p>
-            <w:r>
-              <w:rPr>
-                <w:b w:val="0"/>
-                <w:i w:val="0"/>
-                <w:sz w:val="17"/>
-              </w:rPr>
-              <w:t>veuillez, s'il vous plait, confirmer les frais de scolarité ( 5500 FCFA) payée de Thierno bassirou fall avec le QG ou apporter les corrections nécessaires.</w:t>
-            </w:r>
-          </w:p>
-        </w:tc>
-      </w:tr>
-      <w:tr>
-        <w:tc>
-          <w:tcPr>
-            <w:tcW w:type="dxa" w:w="964"/>
-          </w:tcPr>
-          <w:p>
-            <w:r>
-              <w:rPr>
-                <w:b/>
-                <w:i w:val="0"/>
-                <w:color w:val="EA580C"/>
-                <w:sz w:val="16"/>
-              </w:rPr>
-              <w:t>Moyenne</w:t>
-            </w:r>
-          </w:p>
-        </w:tc>
-        <w:tc>
-          <w:tcPr>
-            <w:tcW w:type="dxa" w:w="1247"/>
-          </w:tcPr>
-          <w:p>
-            <w:r>
-              <w:rPr>
-                <w:b/>
-                <w:i w:val="0"/>
-                <w:sz w:val="16"/>
-              </w:rPr>
-              <w:t>S02</w:t>
-              <w:br/>
-            </w:r>
-            <w:r>
-              <w:rPr>
-                <w:b w:val="0"/>
-                <w:i w:val="0"/>
-                <w:color w:val="64748B"/>
-                <w:sz w:val="14"/>
-              </w:rPr>
-              <w:t>Éducation</w:t>
-            </w:r>
-          </w:p>
-        </w:tc>
-        <w:tc>
-          <w:tcPr>
-            <w:tcW w:type="dxa" w:w="1531"/>
-          </w:tcPr>
-          <w:p>
-            <w:r>
-              <w:rPr>
-                <w:b/>
-                <w:i w:val="0"/>
-                <w:color w:val="16A34A"/>
-                <w:sz w:val="16"/>
-              </w:rPr>
-              <w:t>s01q25, s01q29, s01q30, s04q46, s01q00b</w:t>
-            </w:r>
-          </w:p>
-        </w:tc>
-        <w:tc>
-          <w:tcPr>
-            <w:tcW w:type="dxa" w:w="1191"/>
-          </w:tcPr>
-          <w:p>
-            <w:r>
-              <w:rPr>
-                <w:b w:val="0"/>
-                <w:i w:val="0"/>
-                <w:color w:val="64748B"/>
-                <w:sz w:val="16"/>
-              </w:rPr>
-              <w:t>GT-CQ</w:t>
-            </w:r>
-          </w:p>
-        </w:tc>
-        <w:tc>
-          <w:tcPr>
-            <w:tcW w:type="dxa" w:w="4706"/>
-          </w:tcPr>
-          <w:p>
-            <w:r>
-              <w:rPr>
-                <w:b w:val="0"/>
-                <w:i w:val="0"/>
-                <w:sz w:val="17"/>
-              </w:rPr>
-              <w:t>Il manque des informations non renseignées de Thierno bassirou fall , prière de renseignés toutes les questions liées à Thierno bassirou fall .</w:t>
-            </w:r>
-          </w:p>
-        </w:tc>
-      </w:tr>
-      <w:tr>
-        <w:tc>
-          <w:tcPr>
-            <w:tcW w:type="dxa" w:w="964"/>
-          </w:tcPr>
-          <w:p>
-            <w:r>
-              <w:rPr>
-                <w:b/>
-                <w:i w:val="0"/>
-                <w:color w:val="EA580C"/>
-                <w:sz w:val="16"/>
-              </w:rPr>
-              <w:t>Moyenne</w:t>
-            </w:r>
-          </w:p>
-        </w:tc>
-        <w:tc>
-          <w:tcPr>
-            <w:tcW w:type="dxa" w:w="1247"/>
-          </w:tcPr>
-          <w:p>
-            <w:r>
-              <w:rPr>
-                <w:b/>
-                <w:i w:val="0"/>
-                <w:sz w:val="16"/>
-              </w:rPr>
-              <w:t>S02</w:t>
-              <w:br/>
-            </w:r>
-            <w:r>
-              <w:rPr>
-                <w:b w:val="0"/>
-                <w:i w:val="0"/>
-                <w:color w:val="64748B"/>
-                <w:sz w:val="14"/>
-              </w:rPr>
-              <w:t>Éducation</w:t>
-            </w:r>
-          </w:p>
-        </w:tc>
-        <w:tc>
-          <w:tcPr>
-            <w:tcW w:type="dxa" w:w="1531"/>
-          </w:tcPr>
-          <w:p>
-            <w:r>
-              <w:rPr>
-                <w:b/>
-                <w:i w:val="0"/>
-                <w:color w:val="16A34A"/>
-                <w:sz w:val="16"/>
-              </w:rPr>
-              <w:t>—</w:t>
-            </w:r>
-          </w:p>
-        </w:tc>
-        <w:tc>
-          <w:tcPr>
-            <w:tcW w:type="dxa" w:w="1191"/>
-          </w:tcPr>
-          <w:p>
-            <w:r>
-              <w:rPr>
-                <w:b w:val="0"/>
-                <w:i w:val="0"/>
-                <w:color w:val="64748B"/>
-                <w:sz w:val="16"/>
-              </w:rPr>
-              <w:t>GT-CQ</w:t>
-            </w:r>
-          </w:p>
-        </w:tc>
-        <w:tc>
-          <w:tcPr>
-            <w:tcW w:type="dxa" w:w="4706"/>
-          </w:tcPr>
-          <w:p>
-            <w:r>
-              <w:rPr>
-                <w:b w:val="0"/>
-                <w:i w:val="0"/>
-                <w:sz w:val="17"/>
-              </w:rPr>
-              <w:t>veuillez, s'il vous plait, confirmer les frais de scolarité ( 6000 FCFA) payée de Diénebou fall avec le QG ou apporter les corrections nécessaires.</w:t>
-            </w:r>
-          </w:p>
-        </w:tc>
-      </w:tr>
-      <w:tr>
-        <w:tc>
-          <w:tcPr>
-            <w:tcW w:type="dxa" w:w="964"/>
-          </w:tcPr>
-          <w:p>
-            <w:r>
-              <w:rPr>
-                <w:b/>
-                <w:i w:val="0"/>
-                <w:color w:val="EA580C"/>
-                <w:sz w:val="16"/>
-              </w:rPr>
-              <w:t>Moyenne</w:t>
-            </w:r>
-          </w:p>
-        </w:tc>
-        <w:tc>
-          <w:tcPr>
-            <w:tcW w:type="dxa" w:w="1247"/>
-          </w:tcPr>
-          <w:p>
-            <w:r>
-              <w:rPr>
-                <w:b/>
-                <w:i w:val="0"/>
-                <w:sz w:val="16"/>
-              </w:rPr>
-              <w:t>S02</w:t>
-              <w:br/>
-            </w:r>
-            <w:r>
-              <w:rPr>
-                <w:b w:val="0"/>
-                <w:i w:val="0"/>
-                <w:color w:val="64748B"/>
-                <w:sz w:val="14"/>
-              </w:rPr>
-              <w:t>Éducation</w:t>
-            </w:r>
-          </w:p>
-        </w:tc>
-        <w:tc>
-          <w:tcPr>
-            <w:tcW w:type="dxa" w:w="1531"/>
-          </w:tcPr>
-          <w:p>
-            <w:r>
-              <w:rPr>
-                <w:b/>
-                <w:i w:val="0"/>
-                <w:color w:val="16A34A"/>
-                <w:sz w:val="16"/>
-              </w:rPr>
-              <w:t>—</w:t>
-            </w:r>
-          </w:p>
-        </w:tc>
-        <w:tc>
-          <w:tcPr>
-            <w:tcW w:type="dxa" w:w="1191"/>
-          </w:tcPr>
-          <w:p>
-            <w:r>
-              <w:rPr>
-                <w:b w:val="0"/>
-                <w:i w:val="0"/>
-                <w:color w:val="64748B"/>
-                <w:sz w:val="16"/>
-              </w:rPr>
-              <w:t>GT-CQ</w:t>
-            </w:r>
-          </w:p>
-        </w:tc>
-        <w:tc>
-          <w:tcPr>
-            <w:tcW w:type="dxa" w:w="4706"/>
-          </w:tcPr>
-          <w:p>
-            <w:r>
-              <w:rPr>
-                <w:b w:val="0"/>
-                <w:i w:val="0"/>
-                <w:sz w:val="17"/>
-              </w:rPr>
-              <w:t>veuillez, s'il vous plait, confirmer les frais de scolarité ( 1000 FCFA) payée de kadiatou fall avec le QG ou apporter les corrections nécessaires.</w:t>
-            </w:r>
-          </w:p>
-        </w:tc>
-      </w:tr>
-      <w:tr>
-        <w:tc>
-          <w:tcPr>
-            <w:tcW w:type="dxa" w:w="964"/>
-          </w:tcPr>
-          <w:p>
-            <w:r>
-              <w:rPr>
-                <w:b/>
-                <w:i w:val="0"/>
-                <w:color w:val="EA580C"/>
-                <w:sz w:val="16"/>
-              </w:rPr>
-              <w:t>Moyenne</w:t>
-            </w:r>
-          </w:p>
-        </w:tc>
-        <w:tc>
-          <w:tcPr>
-            <w:tcW w:type="dxa" w:w="1247"/>
-          </w:tcPr>
-          <w:p>
-            <w:r>
-              <w:rPr>
-                <w:b/>
-                <w:i w:val="0"/>
-                <w:sz w:val="16"/>
-              </w:rPr>
-              <w:t>S02</w:t>
-              <w:br/>
-            </w:r>
-            <w:r>
-              <w:rPr>
-                <w:b w:val="0"/>
-                <w:i w:val="0"/>
-                <w:color w:val="64748B"/>
-                <w:sz w:val="14"/>
-              </w:rPr>
-              <w:t>Éducation</w:t>
-            </w:r>
-          </w:p>
-        </w:tc>
-        <w:tc>
-          <w:tcPr>
-            <w:tcW w:type="dxa" w:w="1531"/>
-          </w:tcPr>
-          <w:p>
-            <w:r>
-              <w:rPr>
-                <w:b/>
-                <w:i w:val="0"/>
-                <w:color w:val="16A34A"/>
-                <w:sz w:val="16"/>
-              </w:rPr>
-              <w:t>—</w:t>
-            </w:r>
-          </w:p>
-        </w:tc>
-        <w:tc>
-          <w:tcPr>
-            <w:tcW w:type="dxa" w:w="1191"/>
-          </w:tcPr>
-          <w:p>
-            <w:r>
-              <w:rPr>
-                <w:b w:val="0"/>
-                <w:i w:val="0"/>
-                <w:color w:val="64748B"/>
-                <w:sz w:val="16"/>
-              </w:rPr>
-              <w:t>GT-CQ</w:t>
-            </w:r>
-          </w:p>
-        </w:tc>
-        <w:tc>
-          <w:tcPr>
-            <w:tcW w:type="dxa" w:w="4706"/>
-          </w:tcPr>
-          <w:p>
-            <w:r>
-              <w:rPr>
-                <w:b w:val="0"/>
-                <w:i w:val="0"/>
-                <w:sz w:val="17"/>
-              </w:rPr>
-              <w:t>Le montant des frais de cantines ou de restauration (500 FCFA) pour l'année scolaire de kadiatou fall qui fréquente 3ème année de Primaire  semble faible.</w:t>
-            </w:r>
-          </w:p>
-        </w:tc>
-      </w:tr>
-      <w:tr>
-        <w:tc>
-          <w:tcPr>
-            <w:tcW w:type="dxa" w:w="964"/>
-          </w:tcPr>
-          <w:p>
-            <w:r>
-              <w:rPr>
-                <w:b/>
-                <w:i w:val="0"/>
-                <w:color w:val="EA580C"/>
-                <w:sz w:val="16"/>
-              </w:rPr>
-              <w:t>Moyenne</w:t>
-            </w:r>
-          </w:p>
-        </w:tc>
-        <w:tc>
-          <w:tcPr>
-            <w:tcW w:type="dxa" w:w="1247"/>
-          </w:tcPr>
-          <w:p>
-            <w:r>
-              <w:rPr>
-                <w:b/>
-                <w:i w:val="0"/>
-                <w:sz w:val="16"/>
-              </w:rPr>
-              <w:t>S02</w:t>
-              <w:br/>
-            </w:r>
-            <w:r>
-              <w:rPr>
-                <w:b w:val="0"/>
-                <w:i w:val="0"/>
-                <w:color w:val="64748B"/>
-                <w:sz w:val="14"/>
-              </w:rPr>
-              <w:t>Éducation</w:t>
-            </w:r>
-          </w:p>
-        </w:tc>
-        <w:tc>
-          <w:tcPr>
-            <w:tcW w:type="dxa" w:w="1531"/>
-          </w:tcPr>
-          <w:p>
-            <w:r>
-              <w:rPr>
-                <w:b/>
-                <w:i w:val="0"/>
-                <w:color w:val="16A34A"/>
-                <w:sz w:val="16"/>
-              </w:rPr>
-              <w:t>—</w:t>
-            </w:r>
-          </w:p>
-        </w:tc>
-        <w:tc>
-          <w:tcPr>
-            <w:tcW w:type="dxa" w:w="1191"/>
-          </w:tcPr>
-          <w:p>
-            <w:r>
-              <w:rPr>
-                <w:b w:val="0"/>
-                <w:i w:val="0"/>
-                <w:color w:val="64748B"/>
-                <w:sz w:val="16"/>
-              </w:rPr>
-              <w:t>GT-CQ</w:t>
-            </w:r>
-          </w:p>
-        </w:tc>
-        <w:tc>
-          <w:tcPr>
-            <w:tcW w:type="dxa" w:w="4706"/>
-          </w:tcPr>
-          <w:p>
-            <w:r>
-              <w:rPr>
-                <w:b w:val="0"/>
-                <w:i w:val="0"/>
-                <w:sz w:val="17"/>
-              </w:rPr>
-              <w:t>Prière de vous adresser à Habibou fall pour avoir l'année exacte.</w:t>
-            </w:r>
-          </w:p>
-        </w:tc>
-      </w:tr>
-      <w:tr>
-        <w:tc>
-          <w:tcPr>
-            <w:tcW w:type="dxa" w:w="964"/>
-          </w:tcPr>
-          <w:p>
-            <w:r>
-              <w:rPr>
-                <w:b/>
-                <w:i w:val="0"/>
-                <w:color w:val="EA580C"/>
-                <w:sz w:val="16"/>
-              </w:rPr>
-              <w:t>Moyenne</w:t>
-            </w:r>
-          </w:p>
-        </w:tc>
-        <w:tc>
-          <w:tcPr>
-            <w:tcW w:type="dxa" w:w="1247"/>
-          </w:tcPr>
-          <w:p>
-            <w:r>
-              <w:rPr>
-                <w:b/>
-                <w:i w:val="0"/>
-                <w:sz w:val="16"/>
-              </w:rPr>
-              <w:t>S02</w:t>
-              <w:br/>
-            </w:r>
-            <w:r>
-              <w:rPr>
-                <w:b w:val="0"/>
-                <w:i w:val="0"/>
-                <w:color w:val="64748B"/>
-                <w:sz w:val="14"/>
-              </w:rPr>
-              <w:t>Éducation</w:t>
-            </w:r>
-          </w:p>
-        </w:tc>
-        <w:tc>
-          <w:tcPr>
-            <w:tcW w:type="dxa" w:w="1531"/>
-          </w:tcPr>
-          <w:p>
-            <w:r>
-              <w:rPr>
-                <w:b/>
-                <w:i w:val="0"/>
-                <w:color w:val="16A34A"/>
-                <w:sz w:val="16"/>
-              </w:rPr>
-              <w:t>—</w:t>
-            </w:r>
-          </w:p>
-        </w:tc>
-        <w:tc>
-          <w:tcPr>
-            <w:tcW w:type="dxa" w:w="1191"/>
-          </w:tcPr>
-          <w:p>
-            <w:r>
-              <w:rPr>
-                <w:b w:val="0"/>
-                <w:i w:val="0"/>
-                <w:color w:val="64748B"/>
-                <w:sz w:val="16"/>
-              </w:rPr>
-              <w:t>GT-CQ</w:t>
-            </w:r>
-          </w:p>
-        </w:tc>
-        <w:tc>
-          <w:tcPr>
-            <w:tcW w:type="dxa" w:w="4706"/>
-          </w:tcPr>
-          <w:p>
-            <w:r>
-              <w:rPr>
-                <w:b w:val="0"/>
-                <w:i w:val="0"/>
-                <w:sz w:val="17"/>
-              </w:rPr>
-              <w:t>Merci de bien vouloir changé 2.04 en OUI et renseigné toutes les autres informations qui concerne Ousmane Fall .</w:t>
-            </w:r>
-          </w:p>
-        </w:tc>
-      </w:tr>
-      <w:tr>
-        <w:tc>
-          <w:tcPr>
-            <w:tcW w:type="dxa" w:w="964"/>
-          </w:tcPr>
-          <w:p>
-            <w:r>
-              <w:rPr>
-                <w:b/>
-                <w:i w:val="0"/>
-                <w:color w:val="EA580C"/>
-                <w:sz w:val="16"/>
-              </w:rPr>
-              <w:t>Moyenne</w:t>
-            </w:r>
-          </w:p>
-        </w:tc>
-        <w:tc>
-          <w:tcPr>
-            <w:tcW w:type="dxa" w:w="1247"/>
-          </w:tcPr>
-          <w:p>
-            <w:r>
-              <w:rPr>
-                <w:b/>
-                <w:i w:val="0"/>
-                <w:sz w:val="16"/>
-              </w:rPr>
-              <w:t>S02</w:t>
-              <w:br/>
-            </w:r>
-            <w:r>
-              <w:rPr>
-                <w:b w:val="0"/>
-                <w:i w:val="0"/>
-                <w:color w:val="64748B"/>
-                <w:sz w:val="14"/>
-              </w:rPr>
-              <w:t>Éducation</w:t>
-            </w:r>
-          </w:p>
-        </w:tc>
-        <w:tc>
-          <w:tcPr>
-            <w:tcW w:type="dxa" w:w="1531"/>
-          </w:tcPr>
-          <w:p>
-            <w:r>
-              <w:rPr>
-                <w:b/>
-                <w:i w:val="0"/>
-                <w:color w:val="16A34A"/>
-                <w:sz w:val="16"/>
-              </w:rPr>
-              <w:t>s01q25, s01q29, s01q30, s04q46, s01q00b</w:t>
-            </w:r>
-          </w:p>
-        </w:tc>
-        <w:tc>
-          <w:tcPr>
-            <w:tcW w:type="dxa" w:w="1191"/>
-          </w:tcPr>
-          <w:p>
-            <w:r>
-              <w:rPr>
-                <w:b w:val="0"/>
-                <w:i w:val="0"/>
-                <w:color w:val="64748B"/>
-                <w:sz w:val="16"/>
-              </w:rPr>
-              <w:t>GT-CQ</w:t>
-            </w:r>
-          </w:p>
-        </w:tc>
-        <w:tc>
-          <w:tcPr>
-            <w:tcW w:type="dxa" w:w="4706"/>
-          </w:tcPr>
-          <w:p>
-            <w:r>
-              <w:rPr>
-                <w:b w:val="0"/>
-                <w:i w:val="0"/>
-                <w:sz w:val="17"/>
-              </w:rPr>
-              <w:t>Il manque des informations non renseignées de Ousmane Fall , prière de renseignés toutes les questions liées à Ousmane Fall .</w:t>
             </w:r>
           </w:p>
         </w:tc>
